--- a/create_mcp_brief2_mcp_server.docx
+++ b/create_mcp_brief2_mcp_server.docx
@@ -48,7 +48,7 @@
           <w:sz w:val="40"/>
           <w:szCs w:val="40"/>
         </w:rPr>
-        <w:t xml:space="preserve">Brief 2 of 3: MCP Server</w:t>
+        <w:t xml:space="preserve">Brief 2 of 3: MCP Server  (v1.2)</w:t>
       </w:r>
     </w:p>
     <w:p>
@@ -1377,6 +1377,20 @@
                 <w:szCs w:val="18"/>
               </w:rPr>
               <w:t xml:space="preserve">    rerank.py            ← interest boost re-ranking</w:t>
+            </w:r>
+          </w:p>
+          <w:p>
+            <w:pPr>
+              <w:spacing w:after="40"/>
+            </w:pPr>
+            <w:r>
+              <w:rPr>
+                <w:rFonts w:ascii="Courier New" w:cs="Courier New" w:eastAsia="Courier New" w:hAnsi="Courier New"/>
+                <w:color w:val="2C2C2C"/>
+                <w:sz w:val="18"/>
+                <w:szCs w:val="18"/>
+              </w:rPr>
+              <w:t xml:space="preserve">    relationships.py     ← derive_relationship() from interactions table</w:t>
             </w:r>
           </w:p>
           <w:p>
@@ -8236,44 +8250,6 @@
     </w:p>
     <w:p>
       <w:pPr>
-        <w:pStyle w:val="Heading1"/>
-        <w:spacing w:after="140" w:before="400"/>
-      </w:pPr>
-      <w:r>
-        <w:rPr>
-          <w:rFonts w:ascii="Arial" w:cs="Arial" w:eastAsia="Arial" w:hAnsi="Arial"/>
-          <w:b/>
-          <w:bCs/>
-          <w:color w:val="1F3864"/>
-          <w:sz w:val="36"/>
-          <w:szCs w:val="36"/>
-        </w:rPr>
-        <w:t xml:space="preserve">9. RAG Query Pipeline (rag/pipeline.py)</w:t>
-      </w:r>
-    </w:p>
-    <w:p>
-      <w:pPr>
-        <w:spacing w:after="140"/>
-      </w:pPr>
-      <w:r>
-        <w:rPr>
-          <w:rFonts w:ascii="Arial" w:cs="Arial" w:eastAsia="Arial" w:hAnsi="Arial"/>
-          <w:sz w:val="22"/>
-          <w:szCs w:val="22"/>
-        </w:rPr>
-        <w:t xml:space="preserve">All content-returning tools call run_rag_pipeline(). The pipeline takes a question, a candidate docid pool, and the user context, and returns an answer with source citations.</w:t>
-      </w:r>
-    </w:p>
-    <w:p>
-      <w:pPr>
-        <w:spacing w:after="100"/>
-      </w:pPr>
-      <w:r>
-        <w:t xml:space="preserve"/>
-      </w:r>
-    </w:p>
-    <w:p>
-      <w:pPr>
         <w:pStyle w:val="Heading2"/>
         <w:spacing w:after="100" w:before="280"/>
       </w:pPr>
@@ -8286,7 +8262,7 @@
           <w:sz w:val="28"/>
           <w:szCs w:val="28"/>
         </w:rPr>
-        <w:t xml:space="preserve">Step 1 — Index lookup (caller responsibility)</w:t>
+        <w:t xml:space="preserve">8.9 query_relationship</w:t>
       </w:r>
     </w:p>
     <w:p>
@@ -8299,32 +8275,7 @@
           <w:sz w:val="22"/>
           <w:szCs w:val="22"/>
         </w:rPr>
-        <w:t xml:space="preserve">Each tool resolves its initial candidate docids before calling the pipeline. query_event and query_character use the entity/event indexes after description resolution. search uses the two-pass summary-first approach described in Section 8.3.</w:t>
-      </w:r>
-    </w:p>
-    <w:p>
-      <w:pPr>
-        <w:spacing w:after="100"/>
-      </w:pPr>
-      <w:r>
-        <w:t xml:space="preserve"/>
-      </w:r>
-    </w:p>
-    <w:p>
-      <w:pPr>
-        <w:pStyle w:val="Heading2"/>
-        <w:spacing w:after="100" w:before="280"/>
-      </w:pPr>
-      <w:r>
-        <w:rPr>
-          <w:rFonts w:ascii="Arial" w:cs="Arial" w:eastAsia="Arial" w:hAnsi="Arial"/>
-          <w:b/>
-          <w:bCs/>
-          <w:color w:val="2E5FA3"/>
-          <w:sz w:val="28"/>
-          <w:szCs w:val="28"/>
-        </w:rPr>
-        <w:t xml:space="preserve">Step 2 — Access filter</w:t>
+        <w:t xml:space="preserve">Docstring (shown to LLM):</w:t>
       </w:r>
     </w:p>
     <w:tbl>
@@ -8371,21 +8322,500 @@
                 <w:sz w:val="18"/>
                 <w:szCs w:val="18"/>
               </w:rPr>
-              <w:t xml:space="preserve">candidate_docids = resolve_access(session_id, candidate_docids)</w:t>
-            </w:r>
-          </w:p>
-          <w:p>
-            <w:pPr>
-              <w:spacing w:after="40"/>
-            </w:pPr>
-            <w:r>
-              <w:rPr>
-                <w:rFonts w:ascii="Courier New" w:cs="Courier New" w:eastAsia="Courier New" w:hAnsi="Courier New"/>
-                <w:color w:val="2C2C2C"/>
-                <w:sz w:val="18"/>
-                <w:szCs w:val="18"/>
-              </w:rPr>
-              <w:t xml:space="preserve"># Raises AccessDeniedError if result is empty</w:t>
+              <w:t xml:space="preserve">Describe the relationship between two characters including current state,</w:t>
+            </w:r>
+          </w:p>
+          <w:p>
+            <w:pPr>
+              <w:spacing w:after="40"/>
+            </w:pPr>
+            <w:r>
+              <w:rPr>
+                <w:rFonts w:ascii="Courier New" w:cs="Courier New" w:eastAsia="Courier New" w:hAnsi="Courier New"/>
+                <w:color w:val="2C2C2C"/>
+                <w:sz w:val="18"/>
+                <w:szCs w:val="18"/>
+              </w:rPr>
+              <w:t xml:space="preserve">historical trajectory, and key turning points.</w:t>
+            </w:r>
+          </w:p>
+          <w:p>
+            <w:pPr>
+              <w:spacing w:after="40"/>
+            </w:pPr>
+            <w:r>
+              <w:rPr>
+                <w:rFonts w:ascii="Courier New" w:cs="Courier New" w:eastAsia="Courier New" w:hAnsi="Courier New"/>
+                <w:color w:val="2C2C2C"/>
+                <w:sz w:val="18"/>
+                <w:szCs w:val="18"/>
+              </w:rPr>
+              <w:t xml:space="preserve">Derives the relationship dynamically from all recorded interactions.</w:t>
+            </w:r>
+          </w:p>
+          <w:p>
+            <w:pPr>
+              <w:spacing w:after="40"/>
+            </w:pPr>
+            <w:r>
+              <w:rPr>
+                <w:rFonts w:ascii="Courier New" w:cs="Courier New" w:eastAsia="Courier New" w:hAnsi="Courier New"/>
+                <w:color w:val="2C2C2C"/>
+                <w:sz w:val="18"/>
+                <w:szCs w:val="18"/>
+              </w:rPr>
+              <w:t xml:space="preserve">Can detect arcs such as allies turned enemies.</w:t>
+            </w:r>
+          </w:p>
+          <w:p>
+            <w:pPr>
+              <w:spacing w:after="40"/>
+            </w:pPr>
+            <w:r>
+              <w:rPr>
+                <w:rFonts w:ascii="Courier New" w:cs="Courier New" w:eastAsia="Courier New" w:hAnsi="Courier New"/>
+                <w:color w:val="2C2C2C"/>
+                <w:sz w:val="18"/>
+                <w:szCs w:val="18"/>
+              </w:rPr>
+              <w:t xml:space="preserve">Provide either known entity_ids or natural language descriptions of both characters.</w:t>
+            </w:r>
+          </w:p>
+        </w:tc>
+      </w:tr>
+    </w:tbl>
+    <w:p>
+      <w:pPr>
+        <w:spacing w:after="100"/>
+      </w:pPr>
+      <w:r>
+        <w:t xml:space="preserve"/>
+      </w:r>
+    </w:p>
+    <w:tbl>
+      <w:tblPr>
+        <w:tblW w:type="dxa" w:w="9360"/>
+        <w:tblBorders>
+          <w:top w:val="single" w:color="auto" w:sz="4"/>
+          <w:left w:val="single" w:color="auto" w:sz="4"/>
+          <w:bottom w:val="single" w:color="auto" w:sz="4"/>
+          <w:right w:val="single" w:color="auto" w:sz="4"/>
+          <w:insideH w:val="single" w:color="auto" w:sz="4"/>
+          <w:insideV w:val="single" w:color="auto" w:sz="4"/>
+        </w:tblBorders>
+      </w:tblPr>
+      <w:tblGrid>
+        <w:gridCol w:w="2400"/>
+        <w:gridCol w:w="6960"/>
+      </w:tblGrid>
+      <w:tr>
+        <w:tc>
+          <w:tcPr>
+            <w:tcW w:type="dxa" w:w="2400"/>
+            <w:tcBorders>
+              <w:top w:val="single" w:color="CCCCCC" w:sz="1"/>
+              <w:left w:val="single" w:color="CCCCCC" w:sz="1"/>
+              <w:bottom w:val="single" w:color="CCCCCC" w:sz="1"/>
+              <w:right w:val="single" w:color="CCCCCC" w:sz="1"/>
+            </w:tcBorders>
+            <w:shd w:fill="1F3864" w:val="clear"/>
+            <w:tcMar>
+              <w:top w:type="dxa" w:w="80"/>
+              <w:left w:type="dxa" w:w="120"/>
+              <w:bottom w:type="dxa" w:w="80"/>
+              <w:right w:type="dxa" w:w="120"/>
+            </w:tcMar>
+          </w:tcPr>
+          <w:p>
+            <w:r>
+              <w:rPr>
+                <w:rFonts w:ascii="Arial" w:cs="Arial" w:eastAsia="Arial" w:hAnsi="Arial"/>
+                <w:b/>
+                <w:bCs/>
+                <w:color w:val="FFFFFF"/>
+                <w:sz w:val="20"/>
+                <w:szCs w:val="20"/>
+              </w:rPr>
+              <w:t xml:space="preserve">Property</w:t>
+            </w:r>
+          </w:p>
+        </w:tc>
+        <w:tc>
+          <w:tcPr>
+            <w:tcW w:type="dxa" w:w="6960"/>
+            <w:tcBorders>
+              <w:top w:val="single" w:color="CCCCCC" w:sz="1"/>
+              <w:left w:val="single" w:color="CCCCCC" w:sz="1"/>
+              <w:bottom w:val="single" w:color="CCCCCC" w:sz="1"/>
+              <w:right w:val="single" w:color="CCCCCC" w:sz="1"/>
+            </w:tcBorders>
+            <w:shd w:fill="1F3864" w:val="clear"/>
+            <w:tcMar>
+              <w:top w:type="dxa" w:w="80"/>
+              <w:left w:type="dxa" w:w="120"/>
+              <w:bottom w:type="dxa" w:w="80"/>
+              <w:right w:type="dxa" w:w="120"/>
+            </w:tcMar>
+          </w:tcPr>
+          <w:p>
+            <w:r>
+              <w:rPr>
+                <w:rFonts w:ascii="Arial" w:cs="Arial" w:eastAsia="Arial" w:hAnsi="Arial"/>
+                <w:b/>
+                <w:bCs/>
+                <w:color w:val="FFFFFF"/>
+                <w:sz w:val="20"/>
+                <w:szCs w:val="20"/>
+              </w:rPr>
+              <w:t xml:space="preserve">Value</w:t>
+            </w:r>
+          </w:p>
+        </w:tc>
+      </w:tr>
+      <w:tr>
+        <w:tc>
+          <w:tcPr>
+            <w:tcW w:type="dxa" w:w="2400"/>
+            <w:tcBorders>
+              <w:top w:val="single" w:color="CCCCCC" w:sz="1"/>
+              <w:left w:val="single" w:color="CCCCCC" w:sz="1"/>
+              <w:bottom w:val="single" w:color="CCCCCC" w:sz="1"/>
+              <w:right w:val="single" w:color="CCCCCC" w:sz="1"/>
+            </w:tcBorders>
+            <w:shd w:fill="FFFFFF" w:val="clear"/>
+            <w:tcMar>
+              <w:top w:type="dxa" w:w="80"/>
+              <w:left w:type="dxa" w:w="120"/>
+              <w:bottom w:type="dxa" w:w="80"/>
+              <w:right w:type="dxa" w:w="120"/>
+            </w:tcMar>
+          </w:tcPr>
+          <w:p>
+            <w:r>
+              <w:rPr>
+                <w:rFonts w:ascii="Arial" w:cs="Arial" w:eastAsia="Arial" w:hAnsi="Arial"/>
+                <w:sz w:val="20"/>
+                <w:szCs w:val="20"/>
+              </w:rPr>
+              <w:t xml:space="preserve">Input</w:t>
+            </w:r>
+          </w:p>
+        </w:tc>
+        <w:tc>
+          <w:tcPr>
+            <w:tcW w:type="dxa" w:w="6960"/>
+            <w:tcBorders>
+              <w:top w:val="single" w:color="CCCCCC" w:sz="1"/>
+              <w:left w:val="single" w:color="CCCCCC" w:sz="1"/>
+              <w:bottom w:val="single" w:color="CCCCCC" w:sz="1"/>
+              <w:right w:val="single" w:color="CCCCCC" w:sz="1"/>
+            </w:tcBorders>
+            <w:shd w:fill="FFFFFF" w:val="clear"/>
+            <w:tcMar>
+              <w:top w:type="dxa" w:w="80"/>
+              <w:left w:type="dxa" w:w="120"/>
+              <w:bottom w:type="dxa" w:w="80"/>
+              <w:right w:type="dxa" w:w="120"/>
+            </w:tcMar>
+          </w:tcPr>
+          <w:p>
+            <w:r>
+              <w:rPr>
+                <w:rFonts w:ascii="Arial" w:cs="Arial" w:eastAsia="Arial" w:hAnsi="Arial"/>
+                <w:sz w:val="20"/>
+                <w:szCs w:val="20"/>
+              </w:rPr>
+              <w:t xml:space="preserve">question: str, entity_a?: str, desc_a?: str, entity_b?: str, desc_b?: str</w:t>
+            </w:r>
+          </w:p>
+        </w:tc>
+      </w:tr>
+      <w:tr>
+        <w:tc>
+          <w:tcPr>
+            <w:tcW w:type="dxa" w:w="2400"/>
+            <w:tcBorders>
+              <w:top w:val="single" w:color="CCCCCC" w:sz="1"/>
+              <w:left w:val="single" w:color="CCCCCC" w:sz="1"/>
+              <w:bottom w:val="single" w:color="CCCCCC" w:sz="1"/>
+              <w:right w:val="single" w:color="CCCCCC" w:sz="1"/>
+            </w:tcBorders>
+            <w:shd w:fill="F5F5F5" w:val="clear"/>
+            <w:tcMar>
+              <w:top w:type="dxa" w:w="80"/>
+              <w:left w:type="dxa" w:w="120"/>
+              <w:bottom w:type="dxa" w:w="80"/>
+              <w:right w:type="dxa" w:w="120"/>
+            </w:tcMar>
+          </w:tcPr>
+          <w:p>
+            <w:r>
+              <w:rPr>
+                <w:rFonts w:ascii="Arial" w:cs="Arial" w:eastAsia="Arial" w:hAnsi="Arial"/>
+                <w:sz w:val="20"/>
+                <w:szCs w:val="20"/>
+              </w:rPr>
+              <w:t xml:space="preserve">Resolution</w:t>
+            </w:r>
+          </w:p>
+        </w:tc>
+        <w:tc>
+          <w:tcPr>
+            <w:tcW w:type="dxa" w:w="6960"/>
+            <w:tcBorders>
+              <w:top w:val="single" w:color="CCCCCC" w:sz="1"/>
+              <w:left w:val="single" w:color="CCCCCC" w:sz="1"/>
+              <w:bottom w:val="single" w:color="CCCCCC" w:sz="1"/>
+              <w:right w:val="single" w:color="CCCCCC" w:sz="1"/>
+            </w:tcBorders>
+            <w:shd w:fill="F5F5F5" w:val="clear"/>
+            <w:tcMar>
+              <w:top w:type="dxa" w:w="80"/>
+              <w:left w:type="dxa" w:w="120"/>
+              <w:bottom w:type="dxa" w:w="80"/>
+              <w:right w:type="dxa" w:w="120"/>
+            </w:tcMar>
+          </w:tcPr>
+          <w:p>
+            <w:r>
+              <w:rPr>
+                <w:rFonts w:ascii="Arial" w:cs="Arial" w:eastAsia="Arial" w:hAnsi="Arial"/>
+                <w:sz w:val="20"/>
+                <w:szCs w:val="20"/>
+              </w:rPr>
+              <w:t xml:space="preserve">Resolve each entity via entity_id or FTS5 description search</w:t>
+            </w:r>
+          </w:p>
+        </w:tc>
+      </w:tr>
+      <w:tr>
+        <w:tc>
+          <w:tcPr>
+            <w:tcW w:type="dxa" w:w="2400"/>
+            <w:tcBorders>
+              <w:top w:val="single" w:color="CCCCCC" w:sz="1"/>
+              <w:left w:val="single" w:color="CCCCCC" w:sz="1"/>
+              <w:bottom w:val="single" w:color="CCCCCC" w:sz="1"/>
+              <w:right w:val="single" w:color="CCCCCC" w:sz="1"/>
+            </w:tcBorders>
+            <w:shd w:fill="FFFFFF" w:val="clear"/>
+            <w:tcMar>
+              <w:top w:type="dxa" w:w="80"/>
+              <w:left w:type="dxa" w:w="120"/>
+              <w:bottom w:type="dxa" w:w="80"/>
+              <w:right w:type="dxa" w:w="120"/>
+            </w:tcMar>
+          </w:tcPr>
+          <w:p>
+            <w:r>
+              <w:rPr>
+                <w:rFonts w:ascii="Arial" w:cs="Arial" w:eastAsia="Arial" w:hAnsi="Arial"/>
+                <w:sz w:val="20"/>
+                <w:szCs w:val="20"/>
+              </w:rPr>
+              <w:t xml:space="preserve">Access check</w:t>
+            </w:r>
+          </w:p>
+        </w:tc>
+        <w:tc>
+          <w:tcPr>
+            <w:tcW w:type="dxa" w:w="6960"/>
+            <w:tcBorders>
+              <w:top w:val="single" w:color="CCCCCC" w:sz="1"/>
+              <w:left w:val="single" w:color="CCCCCC" w:sz="1"/>
+              <w:bottom w:val="single" w:color="CCCCCC" w:sz="1"/>
+              <w:right w:val="single" w:color="CCCCCC" w:sz="1"/>
+            </w:tcBorders>
+            <w:shd w:fill="FFFFFF" w:val="clear"/>
+            <w:tcMar>
+              <w:top w:type="dxa" w:w="80"/>
+              <w:left w:type="dxa" w:w="120"/>
+              <w:bottom w:type="dxa" w:w="80"/>
+              <w:right w:type="dxa" w:w="120"/>
+            </w:tcMar>
+          </w:tcPr>
+          <w:p>
+            <w:r>
+              <w:rPr>
+                <w:rFonts w:ascii="Arial" w:cs="Arial" w:eastAsia="Arial" w:hAnsi="Arial"/>
+                <w:sz w:val="20"/>
+                <w:szCs w:val="20"/>
+              </w:rPr>
+              <w:t xml:space="preserve">Both entities must have at least one source_docid in accessible_docids</w:t>
+            </w:r>
+          </w:p>
+        </w:tc>
+      </w:tr>
+      <w:tr>
+        <w:tc>
+          <w:tcPr>
+            <w:tcW w:type="dxa" w:w="2400"/>
+            <w:tcBorders>
+              <w:top w:val="single" w:color="CCCCCC" w:sz="1"/>
+              <w:left w:val="single" w:color="CCCCCC" w:sz="1"/>
+              <w:bottom w:val="single" w:color="CCCCCC" w:sz="1"/>
+              <w:right w:val="single" w:color="CCCCCC" w:sz="1"/>
+            </w:tcBorders>
+            <w:shd w:fill="F5F5F5" w:val="clear"/>
+            <w:tcMar>
+              <w:top w:type="dxa" w:w="80"/>
+              <w:left w:type="dxa" w:w="120"/>
+              <w:bottom w:type="dxa" w:w="80"/>
+              <w:right w:type="dxa" w:w="120"/>
+            </w:tcMar>
+          </w:tcPr>
+          <w:p>
+            <w:r>
+              <w:rPr>
+                <w:rFonts w:ascii="Arial" w:cs="Arial" w:eastAsia="Arial" w:hAnsi="Arial"/>
+                <w:sz w:val="20"/>
+                <w:szCs w:val="20"/>
+              </w:rPr>
+              <w:t xml:space="preserve">Logic</w:t>
+            </w:r>
+          </w:p>
+        </w:tc>
+        <w:tc>
+          <w:tcPr>
+            <w:tcW w:type="dxa" w:w="6960"/>
+            <w:tcBorders>
+              <w:top w:val="single" w:color="CCCCCC" w:sz="1"/>
+              <w:left w:val="single" w:color="CCCCCC" w:sz="1"/>
+              <w:bottom w:val="single" w:color="CCCCCC" w:sz="1"/>
+              <w:right w:val="single" w:color="CCCCCC" w:sz="1"/>
+            </w:tcBorders>
+            <w:shd w:fill="F5F5F5" w:val="clear"/>
+            <w:tcMar>
+              <w:top w:type="dxa" w:w="80"/>
+              <w:left w:type="dxa" w:w="120"/>
+              <w:bottom w:type="dxa" w:w="80"/>
+              <w:right w:type="dxa" w:w="120"/>
+            </w:tcMar>
+          </w:tcPr>
+          <w:p>
+            <w:r>
+              <w:rPr>
+                <w:rFonts w:ascii="Arial" w:cs="Arial" w:eastAsia="Arial" w:hAnsi="Arial"/>
+                <w:sz w:val="20"/>
+                <w:szCs w:val="20"/>
+              </w:rPr>
+              <w:t xml:space="preserve">Call derive_relationship() from rag/relationships.py. LLM call only to compose natural language answer from derived data.</w:t>
+            </w:r>
+          </w:p>
+        </w:tc>
+      </w:tr>
+      <w:tr>
+        <w:tc>
+          <w:tcPr>
+            <w:tcW w:type="dxa" w:w="2400"/>
+            <w:tcBorders>
+              <w:top w:val="single" w:color="CCCCCC" w:sz="1"/>
+              <w:left w:val="single" w:color="CCCCCC" w:sz="1"/>
+              <w:bottom w:val="single" w:color="CCCCCC" w:sz="1"/>
+              <w:right w:val="single" w:color="CCCCCC" w:sz="1"/>
+            </w:tcBorders>
+            <w:shd w:fill="FFFFFF" w:val="clear"/>
+            <w:tcMar>
+              <w:top w:type="dxa" w:w="80"/>
+              <w:left w:type="dxa" w:w="120"/>
+              <w:bottom w:type="dxa" w:w="80"/>
+              <w:right w:type="dxa" w:w="120"/>
+            </w:tcMar>
+          </w:tcPr>
+          <w:p>
+            <w:r>
+              <w:rPr>
+                <w:rFonts w:ascii="Arial" w:cs="Arial" w:eastAsia="Arial" w:hAnsi="Arial"/>
+                <w:sz w:val="20"/>
+                <w:szCs w:val="20"/>
+              </w:rPr>
+              <w:t xml:space="preserve">Output</w:t>
+            </w:r>
+          </w:p>
+        </w:tc>
+        <w:tc>
+          <w:tcPr>
+            <w:tcW w:type="dxa" w:w="6960"/>
+            <w:tcBorders>
+              <w:top w:val="single" w:color="CCCCCC" w:sz="1"/>
+              <w:left w:val="single" w:color="CCCCCC" w:sz="1"/>
+              <w:bottom w:val="single" w:color="CCCCCC" w:sz="1"/>
+              <w:right w:val="single" w:color="CCCCCC" w:sz="1"/>
+            </w:tcBorders>
+            <w:shd w:fill="FFFFFF" w:val="clear"/>
+            <w:tcMar>
+              <w:top w:type="dxa" w:w="80"/>
+              <w:left w:type="dxa" w:w="120"/>
+              <w:bottom w:type="dxa" w:w="80"/>
+              <w:right w:type="dxa" w:w="120"/>
+            </w:tcMar>
+          </w:tcPr>
+          <w:p>
+            <w:r>
+              <w:rPr>
+                <w:rFonts w:ascii="Arial" w:cs="Arial" w:eastAsia="Arial" w:hAnsi="Arial"/>
+                <w:sz w:val="20"/>
+                <w:szCs w:val="20"/>
+              </w:rPr>
+              <w:t xml:space="preserve">{answer: str, dominant_type, overall_sentiment, recent_sentiment, trajectory, interaction_count, timeline: [...], sources: [...]}</w:t>
+            </w:r>
+          </w:p>
+        </w:tc>
+      </w:tr>
+      <w:tr>
+        <w:tc>
+          <w:tcPr>
+            <w:tcW w:type="dxa" w:w="2400"/>
+            <w:tcBorders>
+              <w:top w:val="single" w:color="CCCCCC" w:sz="1"/>
+              <w:left w:val="single" w:color="CCCCCC" w:sz="1"/>
+              <w:bottom w:val="single" w:color="CCCCCC" w:sz="1"/>
+              <w:right w:val="single" w:color="CCCCCC" w:sz="1"/>
+            </w:tcBorders>
+            <w:shd w:fill="F5F5F5" w:val="clear"/>
+            <w:tcMar>
+              <w:top w:type="dxa" w:w="80"/>
+              <w:left w:type="dxa" w:w="120"/>
+              <w:bottom w:type="dxa" w:w="80"/>
+              <w:right w:type="dxa" w:w="120"/>
+            </w:tcMar>
+          </w:tcPr>
+          <w:p>
+            <w:r>
+              <w:rPr>
+                <w:rFonts w:ascii="Arial" w:cs="Arial" w:eastAsia="Arial" w:hAnsi="Arial"/>
+                <w:sz w:val="20"/>
+                <w:szCs w:val="20"/>
+              </w:rPr>
+              <w:t xml:space="preserve">Error: no interactions</w:t>
+            </w:r>
+          </w:p>
+        </w:tc>
+        <w:tc>
+          <w:tcPr>
+            <w:tcW w:type="dxa" w:w="6960"/>
+            <w:tcBorders>
+              <w:top w:val="single" w:color="CCCCCC" w:sz="1"/>
+              <w:left w:val="single" w:color="CCCCCC" w:sz="1"/>
+              <w:bottom w:val="single" w:color="CCCCCC" w:sz="1"/>
+              <w:right w:val="single" w:color="CCCCCC" w:sz="1"/>
+            </w:tcBorders>
+            <w:shd w:fill="F5F5F5" w:val="clear"/>
+            <w:tcMar>
+              <w:top w:type="dxa" w:w="80"/>
+              <w:left w:type="dxa" w:w="120"/>
+              <w:bottom w:type="dxa" w:w="80"/>
+              <w:right w:type="dxa" w:w="120"/>
+            </w:tcMar>
+          </w:tcPr>
+          <w:p>
+            <w:r>
+              <w:rPr>
+                <w:rFonts w:ascii="Arial" w:cs="Arial" w:eastAsia="Arial" w:hAnsi="Arial"/>
+                <w:sz w:val="20"/>
+                <w:szCs w:val="20"/>
+              </w:rPr>
+              <w:t xml:space="preserve">Return: No recorded interactions between these characters in your accessible corpus</w:t>
             </w:r>
           </w:p>
         </w:tc>
@@ -8413,7 +8843,20 @@
           <w:sz w:val="28"/>
           <w:szCs w:val="28"/>
         </w:rPr>
-        <w:t xml:space="preserve">Step 3 — Interest boost (rag/rerank.py)</w:t>
+        <w:t xml:space="preserve">8.10 get_interaction_timeline</w:t>
+      </w:r>
+    </w:p>
+    <w:p>
+      <w:pPr>
+        <w:spacing w:after="140"/>
+      </w:pPr>
+      <w:r>
+        <w:rPr>
+          <w:rFonts w:ascii="Arial" w:cs="Arial" w:eastAsia="Arial" w:hAnsi="Arial"/>
+          <w:sz w:val="22"/>
+          <w:szCs w:val="22"/>
+        </w:rPr>
+        <w:t xml:space="preserve">Docstring (shown to LLM):</w:t>
       </w:r>
     </w:p>
     <w:tbl>
@@ -8460,180 +8903,471 @@
                 <w:sz w:val="18"/>
                 <w:szCs w:val="18"/>
               </w:rPr>
-              <w:t xml:space="preserve">def boost_by_interests(docids: list[str], user_id: str) -&gt; list[str]:</w:t>
-            </w:r>
-          </w:p>
-          <w:p>
-            <w:pPr>
-              <w:spacing w:after="40"/>
-            </w:pPr>
-            <w:r>
-              <w:rPr>
-                <w:rFonts w:ascii="Courier New" w:cs="Courier New" w:eastAsia="Courier New" w:hAnsi="Courier New"/>
-                <w:color w:val="2C2C2C"/>
-                <w:sz w:val="18"/>
-                <w:szCs w:val="18"/>
-              </w:rPr>
-              <w:t xml:space="preserve">    interests = get_valid_interests(user_id)  # from interests table</w:t>
-            </w:r>
-          </w:p>
-          <w:p>
-            <w:pPr>
-              <w:spacing w:after="40"/>
-            </w:pPr>
-            <w:r>
-              <w:rPr>
-                <w:rFonts w:ascii="Courier New" w:cs="Courier New" w:eastAsia="Courier New" w:hAnsi="Courier New"/>
-                <w:color w:val="2C2C2C"/>
-                <w:sz w:val="18"/>
-                <w:szCs w:val="18"/>
-              </w:rPr>
-              <w:t xml:space="preserve">    if not interests:</w:t>
-            </w:r>
-          </w:p>
-          <w:p>
-            <w:pPr>
-              <w:spacing w:after="40"/>
-            </w:pPr>
-            <w:r>
-              <w:rPr>
-                <w:rFonts w:ascii="Courier New" w:cs="Courier New" w:eastAsia="Courier New" w:hAnsi="Courier New"/>
-                <w:color w:val="2C2C2C"/>
-                <w:sz w:val="18"/>
-                <w:szCs w:val="18"/>
-              </w:rPr>
-              <w:t xml:space="preserve">        return docids</w:t>
-            </w:r>
-          </w:p>
-          <w:p>
-            <w:pPr>
-              <w:spacing w:after="40"/>
-            </w:pPr>
-            <w:r>
-              <w:rPr>
-                <w:rFonts w:ascii="Courier New" w:cs="Courier New" w:eastAsia="Courier New" w:hAnsi="Courier New"/>
-                <w:color w:val="2C2C2C"/>
-                <w:sz w:val="18"/>
-                <w:szCs w:val="18"/>
-              </w:rPr>
-              <w:t xml:space="preserve">    scores = {}</w:t>
-            </w:r>
-          </w:p>
-          <w:p>
-            <w:pPr>
-              <w:spacing w:after="40"/>
-            </w:pPr>
-            <w:r>
-              <w:rPr>
-                <w:rFonts w:ascii="Courier New" w:cs="Courier New" w:eastAsia="Courier New" w:hAnsi="Courier New"/>
-                <w:color w:val="2C2C2C"/>
-                <w:sz w:val="18"/>
-                <w:szCs w:val="18"/>
-              </w:rPr>
-              <w:t xml:space="preserve">    for docid in docids:</w:t>
-            </w:r>
-          </w:p>
-          <w:p>
-            <w:pPr>
-              <w:spacing w:after="40"/>
-            </w:pPr>
-            <w:r>
-              <w:rPr>
-                <w:rFonts w:ascii="Courier New" w:cs="Courier New" w:eastAsia="Courier New" w:hAnsi="Courier New"/>
-                <w:color w:val="2C2C2C"/>
-                <w:sz w:val="18"/>
-                <w:szCs w:val="18"/>
-              </w:rPr>
-              <w:t xml:space="preserve">        summary_row = get_summary(docid)  # from summaries table</w:t>
-            </w:r>
-          </w:p>
-          <w:p>
-            <w:pPr>
-              <w:spacing w:after="40"/>
-            </w:pPr>
-            <w:r>
-              <w:rPr>
-                <w:rFonts w:ascii="Courier New" w:cs="Courier New" w:eastAsia="Courier New" w:hAnsi="Courier New"/>
-                <w:color w:val="2C2C2C"/>
-                <w:sz w:val="18"/>
-                <w:szCs w:val="18"/>
-              </w:rPr>
-              <w:t xml:space="preserve">        score = 0</w:t>
-            </w:r>
-          </w:p>
-          <w:p>
-            <w:pPr>
-              <w:spacing w:after="40"/>
-            </w:pPr>
-            <w:r>
-              <w:rPr>
-                <w:rFonts w:ascii="Courier New" w:cs="Courier New" w:eastAsia="Courier New" w:hAnsi="Courier New"/>
-                <w:color w:val="2C2C2C"/>
-                <w:sz w:val="18"/>
-                <w:szCs w:val="18"/>
-              </w:rPr>
-              <w:t xml:space="preserve">        for interest in interests:</w:t>
-            </w:r>
-          </w:p>
-          <w:p>
-            <w:pPr>
-              <w:spacing w:after="40"/>
-            </w:pPr>
-            <w:r>
-              <w:rPr>
-                <w:rFonts w:ascii="Courier New" w:cs="Courier New" w:eastAsia="Courier New" w:hAnsi="Courier New"/>
-                <w:color w:val="2C2C2C"/>
-                <w:sz w:val="18"/>
-                <w:szCs w:val="18"/>
-              </w:rPr>
-              <w:t xml:space="preserve">            if interest.text in summary_row.themes: score += 2</w:t>
-            </w:r>
-          </w:p>
-          <w:p>
-            <w:pPr>
-              <w:spacing w:after="40"/>
-            </w:pPr>
-            <w:r>
-              <w:rPr>
-                <w:rFonts w:ascii="Courier New" w:cs="Courier New" w:eastAsia="Courier New" w:hAnsi="Courier New"/>
-                <w:color w:val="2C2C2C"/>
-                <w:sz w:val="18"/>
-                <w:szCs w:val="18"/>
-              </w:rPr>
-              <w:t xml:space="preserve">            if interest.text.lower() in summary_row.summary.lower(): score += 1</w:t>
-            </w:r>
-          </w:p>
-          <w:p>
-            <w:pPr>
-              <w:spacing w:after="40"/>
-            </w:pPr>
-            <w:r>
-              <w:rPr>
-                <w:rFonts w:ascii="Courier New" w:cs="Courier New" w:eastAsia="Courier New" w:hAnsi="Courier New"/>
-                <w:color w:val="2C2C2C"/>
-                <w:sz w:val="18"/>
-                <w:szCs w:val="18"/>
-              </w:rPr>
-              <w:t xml:space="preserve">        scores[docid] = score</w:t>
-            </w:r>
-          </w:p>
-          <w:p>
-            <w:pPr>
-              <w:spacing w:after="40"/>
-            </w:pPr>
-            <w:r>
-              <w:rPr>
-                <w:rFonts w:ascii="Courier New" w:cs="Courier New" w:eastAsia="Courier New" w:hAnsi="Courier New"/>
-                <w:color w:val="2C2C2C"/>
-                <w:sz w:val="18"/>
-                <w:szCs w:val="18"/>
-              </w:rPr>
-              <w:t xml:space="preserve">    return sorted(docids, key=lambda d: scores[d], reverse=True)</w:t>
+              <w:t xml:space="preserve">Return the full chronological interaction history between two characters.</w:t>
+            </w:r>
+          </w:p>
+          <w:p>
+            <w:pPr>
+              <w:spacing w:after="40"/>
+            </w:pPr>
+            <w:r>
+              <w:rPr>
+                <w:rFonts w:ascii="Courier New" w:cs="Courier New" w:eastAsia="Courier New" w:hAnsi="Courier New"/>
+                <w:color w:val="2C2C2C"/>
+                <w:sz w:val="18"/>
+                <w:szCs w:val="18"/>
+              </w:rPr>
+              <w:t xml:space="preserve">Shows how their relationship evolved over time with dates, interaction types,</w:t>
+            </w:r>
+          </w:p>
+          <w:p>
+            <w:pPr>
+              <w:spacing w:after="40"/>
+            </w:pPr>
+            <w:r>
+              <w:rPr>
+                <w:rFonts w:ascii="Courier New" w:cs="Courier New" w:eastAsia="Courier New" w:hAnsi="Courier New"/>
+                <w:color w:val="2C2C2C"/>
+                <w:sz w:val="18"/>
+                <w:szCs w:val="18"/>
+              </w:rPr>
+              <w:t xml:space="preserve">sentiment scores, and source documents.</w:t>
+            </w:r>
+          </w:p>
+          <w:p>
+            <w:pPr>
+              <w:spacing w:after="40"/>
+            </w:pPr>
+            <w:r>
+              <w:rPr>
+                <w:rFonts w:ascii="Courier New" w:cs="Courier New" w:eastAsia="Courier New" w:hAnsi="Courier New"/>
+                <w:color w:val="2C2C2C"/>
+                <w:sz w:val="18"/>
+                <w:szCs w:val="18"/>
+              </w:rPr>
+              <w:t xml:space="preserve">Use when the user wants to trace a relationship arc or identify turning points.</w:t>
             </w:r>
           </w:p>
         </w:tc>
       </w:tr>
     </w:tbl>
+    <w:p>
+      <w:pPr>
+        <w:spacing w:after="100"/>
+      </w:pPr>
+      <w:r>
+        <w:t xml:space="preserve"/>
+      </w:r>
+    </w:p>
+    <w:tbl>
+      <w:tblPr>
+        <w:tblW w:type="dxa" w:w="9360"/>
+        <w:tblBorders>
+          <w:top w:val="single" w:color="auto" w:sz="4"/>
+          <w:left w:val="single" w:color="auto" w:sz="4"/>
+          <w:bottom w:val="single" w:color="auto" w:sz="4"/>
+          <w:right w:val="single" w:color="auto" w:sz="4"/>
+          <w:insideH w:val="single" w:color="auto" w:sz="4"/>
+          <w:insideV w:val="single" w:color="auto" w:sz="4"/>
+        </w:tblBorders>
+      </w:tblPr>
+      <w:tblGrid>
+        <w:gridCol w:w="2400"/>
+        <w:gridCol w:w="6960"/>
+      </w:tblGrid>
+      <w:tr>
+        <w:tc>
+          <w:tcPr>
+            <w:tcW w:type="dxa" w:w="2400"/>
+            <w:tcBorders>
+              <w:top w:val="single" w:color="CCCCCC" w:sz="1"/>
+              <w:left w:val="single" w:color="CCCCCC" w:sz="1"/>
+              <w:bottom w:val="single" w:color="CCCCCC" w:sz="1"/>
+              <w:right w:val="single" w:color="CCCCCC" w:sz="1"/>
+            </w:tcBorders>
+            <w:shd w:fill="1F3864" w:val="clear"/>
+            <w:tcMar>
+              <w:top w:type="dxa" w:w="80"/>
+              <w:left w:type="dxa" w:w="120"/>
+              <w:bottom w:type="dxa" w:w="80"/>
+              <w:right w:type="dxa" w:w="120"/>
+            </w:tcMar>
+          </w:tcPr>
+          <w:p>
+            <w:r>
+              <w:rPr>
+                <w:rFonts w:ascii="Arial" w:cs="Arial" w:eastAsia="Arial" w:hAnsi="Arial"/>
+                <w:b/>
+                <w:bCs/>
+                <w:color w:val="FFFFFF"/>
+                <w:sz w:val="20"/>
+                <w:szCs w:val="20"/>
+              </w:rPr>
+              <w:t xml:space="preserve">Property</w:t>
+            </w:r>
+          </w:p>
+        </w:tc>
+        <w:tc>
+          <w:tcPr>
+            <w:tcW w:type="dxa" w:w="6960"/>
+            <w:tcBorders>
+              <w:top w:val="single" w:color="CCCCCC" w:sz="1"/>
+              <w:left w:val="single" w:color="CCCCCC" w:sz="1"/>
+              <w:bottom w:val="single" w:color="CCCCCC" w:sz="1"/>
+              <w:right w:val="single" w:color="CCCCCC" w:sz="1"/>
+            </w:tcBorders>
+            <w:shd w:fill="1F3864" w:val="clear"/>
+            <w:tcMar>
+              <w:top w:type="dxa" w:w="80"/>
+              <w:left w:type="dxa" w:w="120"/>
+              <w:bottom w:type="dxa" w:w="80"/>
+              <w:right w:type="dxa" w:w="120"/>
+            </w:tcMar>
+          </w:tcPr>
+          <w:p>
+            <w:r>
+              <w:rPr>
+                <w:rFonts w:ascii="Arial" w:cs="Arial" w:eastAsia="Arial" w:hAnsi="Arial"/>
+                <w:b/>
+                <w:bCs/>
+                <w:color w:val="FFFFFF"/>
+                <w:sz w:val="20"/>
+                <w:szCs w:val="20"/>
+              </w:rPr>
+              <w:t xml:space="preserve">Value</w:t>
+            </w:r>
+          </w:p>
+        </w:tc>
+      </w:tr>
+      <w:tr>
+        <w:tc>
+          <w:tcPr>
+            <w:tcW w:type="dxa" w:w="2400"/>
+            <w:tcBorders>
+              <w:top w:val="single" w:color="CCCCCC" w:sz="1"/>
+              <w:left w:val="single" w:color="CCCCCC" w:sz="1"/>
+              <w:bottom w:val="single" w:color="CCCCCC" w:sz="1"/>
+              <w:right w:val="single" w:color="CCCCCC" w:sz="1"/>
+            </w:tcBorders>
+            <w:shd w:fill="FFFFFF" w:val="clear"/>
+            <w:tcMar>
+              <w:top w:type="dxa" w:w="80"/>
+              <w:left w:type="dxa" w:w="120"/>
+              <w:bottom w:type="dxa" w:w="80"/>
+              <w:right w:type="dxa" w:w="120"/>
+            </w:tcMar>
+          </w:tcPr>
+          <w:p>
+            <w:r>
+              <w:rPr>
+                <w:rFonts w:ascii="Arial" w:cs="Arial" w:eastAsia="Arial" w:hAnsi="Arial"/>
+                <w:sz w:val="20"/>
+                <w:szCs w:val="20"/>
+              </w:rPr>
+              <w:t xml:space="preserve">Input</w:t>
+            </w:r>
+          </w:p>
+        </w:tc>
+        <w:tc>
+          <w:tcPr>
+            <w:tcW w:type="dxa" w:w="6960"/>
+            <w:tcBorders>
+              <w:top w:val="single" w:color="CCCCCC" w:sz="1"/>
+              <w:left w:val="single" w:color="CCCCCC" w:sz="1"/>
+              <w:bottom w:val="single" w:color="CCCCCC" w:sz="1"/>
+              <w:right w:val="single" w:color="CCCCCC" w:sz="1"/>
+            </w:tcBorders>
+            <w:shd w:fill="FFFFFF" w:val="clear"/>
+            <w:tcMar>
+              <w:top w:type="dxa" w:w="80"/>
+              <w:left w:type="dxa" w:w="120"/>
+              <w:bottom w:type="dxa" w:w="80"/>
+              <w:right w:type="dxa" w:w="120"/>
+            </w:tcMar>
+          </w:tcPr>
+          <w:p>
+            <w:r>
+              <w:rPr>
+                <w:rFonts w:ascii="Arial" w:cs="Arial" w:eastAsia="Arial" w:hAnsi="Arial"/>
+                <w:sz w:val="20"/>
+                <w:szCs w:val="20"/>
+              </w:rPr>
+              <w:t xml:space="preserve">entity_a?: str, desc_a?: str, entity_b?: str, desc_b?: str</w:t>
+            </w:r>
+          </w:p>
+        </w:tc>
+      </w:tr>
+      <w:tr>
+        <w:tc>
+          <w:tcPr>
+            <w:tcW w:type="dxa" w:w="2400"/>
+            <w:tcBorders>
+              <w:top w:val="single" w:color="CCCCCC" w:sz="1"/>
+              <w:left w:val="single" w:color="CCCCCC" w:sz="1"/>
+              <w:bottom w:val="single" w:color="CCCCCC" w:sz="1"/>
+              <w:right w:val="single" w:color="CCCCCC" w:sz="1"/>
+            </w:tcBorders>
+            <w:shd w:fill="F5F5F5" w:val="clear"/>
+            <w:tcMar>
+              <w:top w:type="dxa" w:w="80"/>
+              <w:left w:type="dxa" w:w="120"/>
+              <w:bottom w:type="dxa" w:w="80"/>
+              <w:right w:type="dxa" w:w="120"/>
+            </w:tcMar>
+          </w:tcPr>
+          <w:p>
+            <w:r>
+              <w:rPr>
+                <w:rFonts w:ascii="Arial" w:cs="Arial" w:eastAsia="Arial" w:hAnsi="Arial"/>
+                <w:sz w:val="20"/>
+                <w:szCs w:val="20"/>
+              </w:rPr>
+              <w:t xml:space="preserve">Resolution</w:t>
+            </w:r>
+          </w:p>
+        </w:tc>
+        <w:tc>
+          <w:tcPr>
+            <w:tcW w:type="dxa" w:w="6960"/>
+            <w:tcBorders>
+              <w:top w:val="single" w:color="CCCCCC" w:sz="1"/>
+              <w:left w:val="single" w:color="CCCCCC" w:sz="1"/>
+              <w:bottom w:val="single" w:color="CCCCCC" w:sz="1"/>
+              <w:right w:val="single" w:color="CCCCCC" w:sz="1"/>
+            </w:tcBorders>
+            <w:shd w:fill="F5F5F5" w:val="clear"/>
+            <w:tcMar>
+              <w:top w:type="dxa" w:w="80"/>
+              <w:left w:type="dxa" w:w="120"/>
+              <w:bottom w:type="dxa" w:w="80"/>
+              <w:right w:type="dxa" w:w="120"/>
+            </w:tcMar>
+          </w:tcPr>
+          <w:p>
+            <w:r>
+              <w:rPr>
+                <w:rFonts w:ascii="Arial" w:cs="Arial" w:eastAsia="Arial" w:hAnsi="Arial"/>
+                <w:sz w:val="20"/>
+                <w:szCs w:val="20"/>
+              </w:rPr>
+              <w:t xml:space="preserve">Same FTS5 resolution as query_character</w:t>
+            </w:r>
+          </w:p>
+        </w:tc>
+      </w:tr>
+      <w:tr>
+        <w:tc>
+          <w:tcPr>
+            <w:tcW w:type="dxa" w:w="2400"/>
+            <w:tcBorders>
+              <w:top w:val="single" w:color="CCCCCC" w:sz="1"/>
+              <w:left w:val="single" w:color="CCCCCC" w:sz="1"/>
+              <w:bottom w:val="single" w:color="CCCCCC" w:sz="1"/>
+              <w:right w:val="single" w:color="CCCCCC" w:sz="1"/>
+            </w:tcBorders>
+            <w:shd w:fill="FFFFFF" w:val="clear"/>
+            <w:tcMar>
+              <w:top w:type="dxa" w:w="80"/>
+              <w:left w:type="dxa" w:w="120"/>
+              <w:bottom w:type="dxa" w:w="80"/>
+              <w:right w:type="dxa" w:w="120"/>
+            </w:tcMar>
+          </w:tcPr>
+          <w:p>
+            <w:r>
+              <w:rPr>
+                <w:rFonts w:ascii="Arial" w:cs="Arial" w:eastAsia="Arial" w:hAnsi="Arial"/>
+                <w:sz w:val="20"/>
+                <w:szCs w:val="20"/>
+              </w:rPr>
+              <w:t xml:space="preserve">Access check</w:t>
+            </w:r>
+          </w:p>
+        </w:tc>
+        <w:tc>
+          <w:tcPr>
+            <w:tcW w:type="dxa" w:w="6960"/>
+            <w:tcBorders>
+              <w:top w:val="single" w:color="CCCCCC" w:sz="1"/>
+              <w:left w:val="single" w:color="CCCCCC" w:sz="1"/>
+              <w:bottom w:val="single" w:color="CCCCCC" w:sz="1"/>
+              <w:right w:val="single" w:color="CCCCCC" w:sz="1"/>
+            </w:tcBorders>
+            <w:shd w:fill="FFFFFF" w:val="clear"/>
+            <w:tcMar>
+              <w:top w:type="dxa" w:w="80"/>
+              <w:left w:type="dxa" w:w="120"/>
+              <w:bottom w:type="dxa" w:w="80"/>
+              <w:right w:type="dxa" w:w="120"/>
+            </w:tcMar>
+          </w:tcPr>
+          <w:p>
+            <w:r>
+              <w:rPr>
+                <w:rFonts w:ascii="Arial" w:cs="Arial" w:eastAsia="Arial" w:hAnsi="Arial"/>
+                <w:sz w:val="20"/>
+                <w:szCs w:val="20"/>
+              </w:rPr>
+              <w:t xml:space="preserve">Filter interactions to those from accessible_docids only</w:t>
+            </w:r>
+          </w:p>
+        </w:tc>
+      </w:tr>
+      <w:tr>
+        <w:tc>
+          <w:tcPr>
+            <w:tcW w:type="dxa" w:w="2400"/>
+            <w:tcBorders>
+              <w:top w:val="single" w:color="CCCCCC" w:sz="1"/>
+              <w:left w:val="single" w:color="CCCCCC" w:sz="1"/>
+              <w:bottom w:val="single" w:color="CCCCCC" w:sz="1"/>
+              <w:right w:val="single" w:color="CCCCCC" w:sz="1"/>
+            </w:tcBorders>
+            <w:shd w:fill="F5F5F5" w:val="clear"/>
+            <w:tcMar>
+              <w:top w:type="dxa" w:w="80"/>
+              <w:left w:type="dxa" w:w="120"/>
+              <w:bottom w:type="dxa" w:w="80"/>
+              <w:right w:type="dxa" w:w="120"/>
+            </w:tcMar>
+          </w:tcPr>
+          <w:p>
+            <w:r>
+              <w:rPr>
+                <w:rFonts w:ascii="Arial" w:cs="Arial" w:eastAsia="Arial" w:hAnsi="Arial"/>
+                <w:sz w:val="20"/>
+                <w:szCs w:val="20"/>
+              </w:rPr>
+              <w:t xml:space="preserve">Logic</w:t>
+            </w:r>
+          </w:p>
+        </w:tc>
+        <w:tc>
+          <w:tcPr>
+            <w:tcW w:type="dxa" w:w="6960"/>
+            <w:tcBorders>
+              <w:top w:val="single" w:color="CCCCCC" w:sz="1"/>
+              <w:left w:val="single" w:color="CCCCCC" w:sz="1"/>
+              <w:bottom w:val="single" w:color="CCCCCC" w:sz="1"/>
+              <w:right w:val="single" w:color="CCCCCC" w:sz="1"/>
+            </w:tcBorders>
+            <w:shd w:fill="F5F5F5" w:val="clear"/>
+            <w:tcMar>
+              <w:top w:type="dxa" w:w="80"/>
+              <w:left w:type="dxa" w:w="120"/>
+              <w:bottom w:type="dxa" w:w="80"/>
+              <w:right w:type="dxa" w:w="120"/>
+            </w:tcMar>
+          </w:tcPr>
+          <w:p>
+            <w:r>
+              <w:rPr>
+                <w:rFonts w:ascii="Arial" w:cs="Arial" w:eastAsia="Arial" w:hAnsi="Arial"/>
+                <w:sz w:val="20"/>
+                <w:szCs w:val="20"/>
+              </w:rPr>
+              <w:t xml:space="preserve">Query interactions table ordered by date ascending. No LLM call.</w:t>
+            </w:r>
+          </w:p>
+        </w:tc>
+      </w:tr>
+      <w:tr>
+        <w:tc>
+          <w:tcPr>
+            <w:tcW w:type="dxa" w:w="2400"/>
+            <w:tcBorders>
+              <w:top w:val="single" w:color="CCCCCC" w:sz="1"/>
+              <w:left w:val="single" w:color="CCCCCC" w:sz="1"/>
+              <w:bottom w:val="single" w:color="CCCCCC" w:sz="1"/>
+              <w:right w:val="single" w:color="CCCCCC" w:sz="1"/>
+            </w:tcBorders>
+            <w:shd w:fill="FFFFFF" w:val="clear"/>
+            <w:tcMar>
+              <w:top w:type="dxa" w:w="80"/>
+              <w:left w:type="dxa" w:w="120"/>
+              <w:bottom w:type="dxa" w:w="80"/>
+              <w:right w:type="dxa" w:w="120"/>
+            </w:tcMar>
+          </w:tcPr>
+          <w:p>
+            <w:r>
+              <w:rPr>
+                <w:rFonts w:ascii="Arial" w:cs="Arial" w:eastAsia="Arial" w:hAnsi="Arial"/>
+                <w:sz w:val="20"/>
+                <w:szCs w:val="20"/>
+              </w:rPr>
+              <w:t xml:space="preserve">Output</w:t>
+            </w:r>
+          </w:p>
+        </w:tc>
+        <w:tc>
+          <w:tcPr>
+            <w:tcW w:type="dxa" w:w="6960"/>
+            <w:tcBorders>
+              <w:top w:val="single" w:color="CCCCCC" w:sz="1"/>
+              <w:left w:val="single" w:color="CCCCCC" w:sz="1"/>
+              <w:bottom w:val="single" w:color="CCCCCC" w:sz="1"/>
+              <w:right w:val="single" w:color="CCCCCC" w:sz="1"/>
+            </w:tcBorders>
+            <w:shd w:fill="FFFFFF" w:val="clear"/>
+            <w:tcMar>
+              <w:top w:type="dxa" w:w="80"/>
+              <w:left w:type="dxa" w:w="120"/>
+              <w:bottom w:type="dxa" w:w="80"/>
+              <w:right w:type="dxa" w:w="120"/>
+            </w:tcMar>
+          </w:tcPr>
+          <w:p>
+            <w:r>
+              <w:rPr>
+                <w:rFonts w:ascii="Arial" w:cs="Arial" w:eastAsia="Arial" w:hAnsi="Arial"/>
+                <w:sz w:val="20"/>
+                <w:szCs w:val="20"/>
+              </w:rPr>
+              <w:t xml:space="preserve">[{interaction_id, date, type, description, sentiment, source_docid, source_event_id}]</w:t>
+            </w:r>
+          </w:p>
+        </w:tc>
+      </w:tr>
+    </w:tbl>
+    <w:p>
+      <w:pPr>
+        <w:spacing w:after="100"/>
+      </w:pPr>
+      <w:r>
+        <w:t xml:space="preserve"/>
+      </w:r>
+    </w:p>
+    <w:p>
+      <w:pPr>
+        <w:pStyle w:val="Heading1"/>
+        <w:spacing w:after="140" w:before="400"/>
+      </w:pPr>
+      <w:r>
+        <w:rPr>
+          <w:rFonts w:ascii="Arial" w:cs="Arial" w:eastAsia="Arial" w:hAnsi="Arial"/>
+          <w:b/>
+          <w:bCs/>
+          <w:color w:val="1F3864"/>
+          <w:sz w:val="36"/>
+          <w:szCs w:val="36"/>
+        </w:rPr>
+        <w:t xml:space="preserve">9. RAG Query Pipeline (rag/pipeline.py)</w:t>
+      </w:r>
+    </w:p>
+    <w:p>
+      <w:pPr>
+        <w:spacing w:after="140"/>
+      </w:pPr>
+      <w:r>
+        <w:rPr>
+          <w:rFonts w:ascii="Arial" w:cs="Arial" w:eastAsia="Arial" w:hAnsi="Arial"/>
+          <w:sz w:val="22"/>
+          <w:szCs w:val="22"/>
+        </w:rPr>
+        <w:t xml:space="preserve">All content-returning tools call run_rag_pipeline(). The pipeline takes a question, a candidate docid pool, and the user context, and returns an answer with source citations.</w:t>
+      </w:r>
+    </w:p>
     <w:p>
       <w:pPr>
         <w:spacing w:after="100"/>
@@ -8656,7 +9390,66 @@
           <w:sz w:val="28"/>
           <w:szCs w:val="28"/>
         </w:rPr>
-        <w:t xml:space="preserve">Step 4 — Chunk retrieval (rag/retrieval.py)</w:t>
+        <w:t xml:space="preserve">Step 1 — Index lookup (caller responsibility)</w:t>
+      </w:r>
+    </w:p>
+    <w:p>
+      <w:pPr>
+        <w:spacing w:after="140"/>
+      </w:pPr>
+      <w:r>
+        <w:rPr>
+          <w:rFonts w:ascii="Arial" w:cs="Arial" w:eastAsia="Arial" w:hAnsi="Arial"/>
+          <w:sz w:val="22"/>
+          <w:szCs w:val="22"/>
+        </w:rPr>
+        <w:t xml:space="preserve">Each tool resolves its initial candidate docids before calling the pipeline. query_event and query_character use the entity/event indexes. search uses the two-pass summary-first approach (Section 8.3). query_relationship and get_interaction_timeline use the interactions table directly and do not enter the RAG pipeline.</w:t>
+      </w:r>
+    </w:p>
+    <w:p>
+      <w:pPr>
+        <w:spacing w:after="100"/>
+      </w:pPr>
+      <w:r>
+        <w:t xml:space="preserve"/>
+      </w:r>
+    </w:p>
+    <w:p>
+      <w:pPr>
+        <w:pStyle w:val="Heading2"/>
+        <w:spacing w:after="100" w:before="280"/>
+      </w:pPr>
+      <w:r>
+        <w:rPr>
+          <w:rFonts w:ascii="Arial" w:cs="Arial" w:eastAsia="Arial" w:hAnsi="Arial"/>
+          <w:b/>
+          <w:bCs/>
+          <w:color w:val="2E5FA3"/>
+          <w:sz w:val="28"/>
+          <w:szCs w:val="28"/>
+        </w:rPr>
+        <w:t xml:space="preserve">Relationship derivation (rag/relationships.py)</w:t>
+      </w:r>
+    </w:p>
+    <w:p>
+      <w:pPr>
+        <w:spacing w:after="140"/>
+      </w:pPr>
+      <w:r>
+        <w:rPr>
+          <w:rFonts w:ascii="Arial" w:cs="Arial" w:eastAsia="Arial" w:hAnsi="Arial"/>
+          <w:sz w:val="22"/>
+          <w:szCs w:val="22"/>
+        </w:rPr>
+        <w:t xml:space="preserve">Called by query_relationship. Computes derived relationship from raw interaction records. No LLM call for derivation — pure computation. LLM is only used to compose the final natural language answer.</w:t>
+      </w:r>
+    </w:p>
+    <w:p>
+      <w:pPr>
+        <w:spacing w:after="100"/>
+      </w:pPr>
+      <w:r>
+        <w:t xml:space="preserve"/>
       </w:r>
     </w:p>
     <w:tbl>
@@ -8703,119 +9496,301 @@
                 <w:sz w:val="18"/>
                 <w:szCs w:val="18"/>
               </w:rPr>
-              <w:t xml:space="preserve">def retrieve_chunks(question: str, docids: list[str], k: int = 6) -&gt; list[dict]:</w:t>
-            </w:r>
-          </w:p>
-          <w:p>
-            <w:pPr>
-              <w:spacing w:after="40"/>
-            </w:pPr>
-            <w:r>
-              <w:rPr>
-                <w:rFonts w:ascii="Courier New" w:cs="Courier New" w:eastAsia="Courier New" w:hAnsi="Courier New"/>
-                <w:color w:val="2C2C2C"/>
-                <w:sz w:val="18"/>
-                <w:szCs w:val="18"/>
-              </w:rPr>
-              <w:t xml:space="preserve">    """Embed question, run cosine search restricted to docids pool."""</w:t>
-            </w:r>
-          </w:p>
-          <w:p>
-            <w:pPr>
-              <w:spacing w:after="40"/>
-            </w:pPr>
-            <w:r>
-              <w:rPr>
-                <w:rFonts w:ascii="Courier New" w:cs="Courier New" w:eastAsia="Courier New" w:hAnsi="Courier New"/>
-                <w:color w:val="2C2C2C"/>
-                <w:sz w:val="18"/>
-                <w:szCs w:val="18"/>
-              </w:rPr>
-              <w:t xml:space="preserve">    question_vec = embed(question)   # Ollama nomic-embed-text</w:t>
-            </w:r>
-          </w:p>
-          <w:p>
-            <w:pPr>
-              <w:spacing w:after="40"/>
-            </w:pPr>
-            <w:r>
-              <w:rPr>
-                <w:rFonts w:ascii="Courier New" w:cs="Courier New" w:eastAsia="Courier New" w:hAnsi="Courier New"/>
-                <w:color w:val="2C2C2C"/>
-                <w:sz w:val="18"/>
-                <w:szCs w:val="18"/>
-              </w:rPr>
-              <w:t xml:space="preserve">    # Query chunks_vec.db:</w:t>
-            </w:r>
-          </w:p>
-          <w:p>
-            <w:pPr>
-              <w:spacing w:after="40"/>
-            </w:pPr>
-            <w:r>
-              <w:rPr>
-                <w:rFonts w:ascii="Courier New" w:cs="Courier New" w:eastAsia="Courier New" w:hAnsi="Courier New"/>
-                <w:color w:val="2C2C2C"/>
-                <w:sz w:val="18"/>
-                <w:szCs w:val="18"/>
-              </w:rPr>
-              <w:t xml:space="preserve">    # SELECT chunk_id, distance FROM vectors</w:t>
-            </w:r>
-          </w:p>
-          <w:p>
-            <w:pPr>
-              <w:spacing w:after="40"/>
-            </w:pPr>
-            <w:r>
-              <w:rPr>
-                <w:rFonts w:ascii="Courier New" w:cs="Courier New" w:eastAsia="Courier New" w:hAnsi="Courier New"/>
-                <w:color w:val="2C2C2C"/>
-                <w:sz w:val="18"/>
-                <w:szCs w:val="18"/>
-              </w:rPr>
-              <w:t xml:space="preserve">    # WHERE chunk_id IN (SELECT chunk_id FROM chunks WHERE systemdocid IN docids)</w:t>
-            </w:r>
-          </w:p>
-          <w:p>
-            <w:pPr>
-              <w:spacing w:after="40"/>
-            </w:pPr>
-            <w:r>
-              <w:rPr>
-                <w:rFonts w:ascii="Courier New" w:cs="Courier New" w:eastAsia="Courier New" w:hAnsi="Courier New"/>
-                <w:color w:val="2C2C2C"/>
-                <w:sz w:val="18"/>
-                <w:szCs w:val="18"/>
-              </w:rPr>
-              <w:t xml:space="preserve">    # ORDER BY distance ASC LIMIT k</w:t>
-            </w:r>
-          </w:p>
-          <w:p>
-            <w:pPr>
-              <w:spacing w:after="40"/>
-            </w:pPr>
-            <w:r>
-              <w:rPr>
-                <w:rFonts w:ascii="Courier New" w:cs="Courier New" w:eastAsia="Courier New" w:hAnsi="Courier New"/>
-                <w:color w:val="2C2C2C"/>
-                <w:sz w:val="18"/>
-                <w:szCs w:val="18"/>
-              </w:rPr>
-              <w:t xml:space="preserve">    chunk_ids = vector_search(question_vec, docids, k)</w:t>
-            </w:r>
-          </w:p>
-          <w:p>
-            <w:pPr>
-              <w:spacing w:after="40"/>
-            </w:pPr>
-            <w:r>
-              <w:rPr>
-                <w:rFonts w:ascii="Courier New" w:cs="Courier New" w:eastAsia="Courier New" w:hAnsi="Courier New"/>
-                <w:color w:val="2C2C2C"/>
-                <w:sz w:val="18"/>
-                <w:szCs w:val="18"/>
-              </w:rPr>
-              <w:t xml:space="preserve">    return get_chunk_texts(chunk_ids)  # from chunks table in mock_store.db</w:t>
+              <w:t xml:space="preserve">def derive_relationship(entity_a_id, entity_b_id, accessible_docids) -&gt; dict:</w:t>
+            </w:r>
+          </w:p>
+          <w:p>
+            <w:pPr>
+              <w:spacing w:after="40"/>
+            </w:pPr>
+            <w:r>
+              <w:rPr>
+                <w:rFonts w:ascii="Courier New" w:cs="Courier New" w:eastAsia="Courier New" w:hAnsi="Courier New"/>
+                <w:color w:val="2C2C2C"/>
+                <w:sz w:val="18"/>
+                <w:szCs w:val="18"/>
+              </w:rPr>
+              <w:t xml:space="preserve">    interactions = get_interactions(entity_a_id, entity_b_id, accessible_docids)</w:t>
+            </w:r>
+          </w:p>
+          <w:p>
+            <w:pPr>
+              <w:spacing w:after="40"/>
+            </w:pPr>
+            <w:r>
+              <w:rPr>
+                <w:rFonts w:ascii="Courier New" w:cs="Courier New" w:eastAsia="Courier New" w:hAnsi="Courier New"/>
+                <w:color w:val="2C2C2C"/>
+                <w:sz w:val="18"/>
+                <w:szCs w:val="18"/>
+              </w:rPr>
+              <w:t xml:space="preserve">    # ordered by date ascending, filtered to accessible docs</w:t>
+            </w:r>
+          </w:p>
+          <w:p>
+            <w:pPr>
+              <w:spacing w:after="40"/>
+            </w:pPr>
+            <w:r>
+              <w:rPr>
+                <w:rFonts w:ascii="Courier New" w:cs="Courier New" w:eastAsia="Courier New" w:hAnsi="Courier New"/>
+                <w:color w:val="2C2C2C"/>
+                <w:sz w:val="18"/>
+                <w:szCs w:val="18"/>
+              </w:rPr>
+              <w:t xml:space="preserve">    if not interactions: return {"status": "no_interactions"}</w:t>
+            </w:r>
+          </w:p>
+          <w:p>
+            <w:pPr>
+              <w:spacing w:after="40"/>
+            </w:pPr>
+            <w:r>
+              <w:rPr>
+                <w:rFonts w:ascii="Courier New" w:cs="Courier New" w:eastAsia="Courier New" w:hAnsi="Courier New"/>
+                <w:color w:val="2C2C2C"/>
+                <w:sz w:val="18"/>
+                <w:szCs w:val="18"/>
+              </w:rPr>
+              <w:t xml:space="preserve"/>
+            </w:r>
+          </w:p>
+          <w:p>
+            <w:pPr>
+              <w:spacing w:after="40"/>
+            </w:pPr>
+            <w:r>
+              <w:rPr>
+                <w:rFonts w:ascii="Courier New" w:cs="Courier New" w:eastAsia="Courier New" w:hAnsi="Courier New"/>
+                <w:color w:val="2C2C2C"/>
+                <w:sz w:val="18"/>
+                <w:szCs w:val="18"/>
+              </w:rPr>
+              <w:t xml:space="preserve">    sentiments   = [i["sentiment"] for i in interactions]</w:t>
+            </w:r>
+          </w:p>
+          <w:p>
+            <w:pPr>
+              <w:spacing w:after="40"/>
+            </w:pPr>
+            <w:r>
+              <w:rPr>
+                <w:rFonts w:ascii="Courier New" w:cs="Courier New" w:eastAsia="Courier New" w:hAnsi="Courier New"/>
+                <w:color w:val="2C2C2C"/>
+                <w:sz w:val="18"/>
+                <w:szCs w:val="18"/>
+              </w:rPr>
+              <w:t xml:space="preserve">    recent       = sentiments[-3:]</w:t>
+            </w:r>
+          </w:p>
+          <w:p>
+            <w:pPr>
+              <w:spacing w:after="40"/>
+            </w:pPr>
+            <w:r>
+              <w:rPr>
+                <w:rFonts w:ascii="Courier New" w:cs="Courier New" w:eastAsia="Courier New" w:hAnsi="Courier New"/>
+                <w:color w:val="2C2C2C"/>
+                <w:sz w:val="18"/>
+                <w:szCs w:val="18"/>
+              </w:rPr>
+              <w:t xml:space="preserve">    overall_avg  = sum(sentiments) / len(sentiments)</w:t>
+            </w:r>
+          </w:p>
+          <w:p>
+            <w:pPr>
+              <w:spacing w:after="40"/>
+            </w:pPr>
+            <w:r>
+              <w:rPr>
+                <w:rFonts w:ascii="Courier New" w:cs="Courier New" w:eastAsia="Courier New" w:hAnsi="Courier New"/>
+                <w:color w:val="2C2C2C"/>
+                <w:sz w:val="18"/>
+                <w:szCs w:val="18"/>
+              </w:rPr>
+              <w:t xml:space="preserve">    recent_avg   = sum(recent) / len(recent)</w:t>
+            </w:r>
+          </w:p>
+          <w:p>
+            <w:pPr>
+              <w:spacing w:after="40"/>
+            </w:pPr>
+            <w:r>
+              <w:rPr>
+                <w:rFonts w:ascii="Courier New" w:cs="Courier New" w:eastAsia="Courier New" w:hAnsi="Courier New"/>
+                <w:color w:val="2C2C2C"/>
+                <w:sz w:val="18"/>
+                <w:szCs w:val="18"/>
+              </w:rPr>
+              <w:t xml:space="preserve">    delta        = recent_avg - overall_avg</w:t>
+            </w:r>
+          </w:p>
+          <w:p>
+            <w:pPr>
+              <w:spacing w:after="40"/>
+            </w:pPr>
+            <w:r>
+              <w:rPr>
+                <w:rFonts w:ascii="Courier New" w:cs="Courier New" w:eastAsia="Courier New" w:hAnsi="Courier New"/>
+                <w:color w:val="2C2C2C"/>
+                <w:sz w:val="18"/>
+                <w:szCs w:val="18"/>
+              </w:rPr>
+              <w:t xml:space="preserve">    trajectory   = "improving" if delta &gt; 0.1 else "deteriorating" if delta &lt; -0.1 else "stable"</w:t>
+            </w:r>
+          </w:p>
+          <w:p>
+            <w:pPr>
+              <w:spacing w:after="40"/>
+            </w:pPr>
+            <w:r>
+              <w:rPr>
+                <w:rFonts w:ascii="Courier New" w:cs="Courier New" w:eastAsia="Courier New" w:hAnsi="Courier New"/>
+                <w:color w:val="2C2C2C"/>
+                <w:sz w:val="18"/>
+                <w:szCs w:val="18"/>
+              </w:rPr>
+              <w:t xml:space="preserve">    type_counts  = Counter(i["type"] for i in interactions)</w:t>
+            </w:r>
+          </w:p>
+          <w:p>
+            <w:pPr>
+              <w:spacing w:after="40"/>
+            </w:pPr>
+            <w:r>
+              <w:rPr>
+                <w:rFonts w:ascii="Courier New" w:cs="Courier New" w:eastAsia="Courier New" w:hAnsi="Courier New"/>
+                <w:color w:val="2C2C2C"/>
+                <w:sz w:val="18"/>
+                <w:szCs w:val="18"/>
+              </w:rPr>
+              <w:t xml:space="preserve">    dominant     = type_counts.most_common(1)[0][0]</w:t>
+            </w:r>
+          </w:p>
+          <w:p>
+            <w:pPr>
+              <w:spacing w:after="40"/>
+            </w:pPr>
+            <w:r>
+              <w:rPr>
+                <w:rFonts w:ascii="Courier New" w:cs="Courier New" w:eastAsia="Courier New" w:hAnsi="Courier New"/>
+                <w:color w:val="2C2C2C"/>
+                <w:sz w:val="18"/>
+                <w:szCs w:val="18"/>
+              </w:rPr>
+              <w:t xml:space="preserve"/>
+            </w:r>
+          </w:p>
+          <w:p>
+            <w:pPr>
+              <w:spacing w:after="40"/>
+            </w:pPr>
+            <w:r>
+              <w:rPr>
+                <w:rFonts w:ascii="Courier New" w:cs="Courier New" w:eastAsia="Courier New" w:hAnsi="Courier New"/>
+                <w:color w:val="2C2C2C"/>
+                <w:sz w:val="18"/>
+                <w:szCs w:val="18"/>
+              </w:rPr>
+              <w:t xml:space="preserve">    return {</w:t>
+            </w:r>
+          </w:p>
+          <w:p>
+            <w:pPr>
+              <w:spacing w:after="40"/>
+            </w:pPr>
+            <w:r>
+              <w:rPr>
+                <w:rFonts w:ascii="Courier New" w:cs="Courier New" w:eastAsia="Courier New" w:hAnsi="Courier New"/>
+                <w:color w:val="2C2C2C"/>
+                <w:sz w:val="18"/>
+                <w:szCs w:val="18"/>
+              </w:rPr>
+              <w:t xml:space="preserve">        "dominant_type": dominant,</w:t>
+            </w:r>
+          </w:p>
+          <w:p>
+            <w:pPr>
+              <w:spacing w:after="40"/>
+            </w:pPr>
+            <w:r>
+              <w:rPr>
+                <w:rFonts w:ascii="Courier New" w:cs="Courier New" w:eastAsia="Courier New" w:hAnsi="Courier New"/>
+                <w:color w:val="2C2C2C"/>
+                <w:sz w:val="18"/>
+                <w:szCs w:val="18"/>
+              </w:rPr>
+              <w:t xml:space="preserve">        "overall_sentiment": round(overall_avg, 2),</w:t>
+            </w:r>
+          </w:p>
+          <w:p>
+            <w:pPr>
+              <w:spacing w:after="40"/>
+            </w:pPr>
+            <w:r>
+              <w:rPr>
+                <w:rFonts w:ascii="Courier New" w:cs="Courier New" w:eastAsia="Courier New" w:hAnsi="Courier New"/>
+                <w:color w:val="2C2C2C"/>
+                <w:sz w:val="18"/>
+                <w:szCs w:val="18"/>
+              </w:rPr>
+              <w:t xml:space="preserve">        "recent_sentiment": round(recent_avg, 2),</w:t>
+            </w:r>
+          </w:p>
+          <w:p>
+            <w:pPr>
+              <w:spacing w:after="40"/>
+            </w:pPr>
+            <w:r>
+              <w:rPr>
+                <w:rFonts w:ascii="Courier New" w:cs="Courier New" w:eastAsia="Courier New" w:hAnsi="Courier New"/>
+                <w:color w:val="2C2C2C"/>
+                <w:sz w:val="18"/>
+                <w:szCs w:val="18"/>
+              </w:rPr>
+              <w:t xml:space="preserve">        "trajectory": trajectory,</w:t>
+            </w:r>
+          </w:p>
+          <w:p>
+            <w:pPr>
+              <w:spacing w:after="40"/>
+            </w:pPr>
+            <w:r>
+              <w:rPr>
+                <w:rFonts w:ascii="Courier New" w:cs="Courier New" w:eastAsia="Courier New" w:hAnsi="Courier New"/>
+                <w:color w:val="2C2C2C"/>
+                <w:sz w:val="18"/>
+                <w:szCs w:val="18"/>
+              </w:rPr>
+              <w:t xml:space="preserve">        "interaction_count": len(interactions),</w:t>
+            </w:r>
+          </w:p>
+          <w:p>
+            <w:pPr>
+              <w:spacing w:after="40"/>
+            </w:pPr>
+            <w:r>
+              <w:rPr>
+                <w:rFonts w:ascii="Courier New" w:cs="Courier New" w:eastAsia="Courier New" w:hAnsi="Courier New"/>
+                <w:color w:val="2C2C2C"/>
+                <w:sz w:val="18"/>
+                <w:szCs w:val="18"/>
+              </w:rPr>
+              <w:t xml:space="preserve">        "timeline": interactions</w:t>
+            </w:r>
+          </w:p>
+          <w:p>
+            <w:pPr>
+              <w:spacing w:after="40"/>
+            </w:pPr>
+            <w:r>
+              <w:rPr>
+                <w:rFonts w:ascii="Courier New" w:cs="Courier New" w:eastAsia="Courier New" w:hAnsi="Courier New"/>
+                <w:color w:val="2C2C2C"/>
+                <w:sz w:val="18"/>
+                <w:szCs w:val="18"/>
+              </w:rPr>
+              <w:t xml:space="preserve">    }</w:t>
             </w:r>
           </w:p>
         </w:tc>
@@ -8843,7 +9818,7 @@
           <w:sz w:val="28"/>
           <w:szCs w:val="28"/>
         </w:rPr>
-        <w:t xml:space="preserve">Step 5 — Context assembly</w:t>
+        <w:t xml:space="preserve">Step 2 — Access filter</w:t>
       </w:r>
     </w:p>
     <w:tbl>
@@ -8890,301 +9865,21 @@
                 <w:sz w:val="18"/>
                 <w:szCs w:val="18"/>
               </w:rPr>
-              <w:t xml:space="preserve">def assemble_context(chunks: list[dict], user_id: str) -&gt; tuple[str, list[dict]]:</w:t>
-            </w:r>
-          </w:p>
-          <w:p>
-            <w:pPr>
-              <w:spacing w:after="40"/>
-            </w:pPr>
-            <w:r>
-              <w:rPr>
-                <w:rFonts w:ascii="Courier New" w:cs="Courier New" w:eastAsia="Courier New" w:hAnsi="Courier New"/>
-                <w:color w:val="2C2C2C"/>
-                <w:sz w:val="18"/>
-                <w:szCs w:val="18"/>
-              </w:rPr>
-              <w:t xml:space="preserve">    """Build context string and source list for prompt."""</w:t>
-            </w:r>
-          </w:p>
-          <w:p>
-            <w:pPr>
-              <w:spacing w:after="40"/>
-            </w:pPr>
-            <w:r>
-              <w:rPr>
-                <w:rFonts w:ascii="Courier New" w:cs="Courier New" w:eastAsia="Courier New" w:hAnsi="Courier New"/>
-                <w:color w:val="2C2C2C"/>
-                <w:sz w:val="18"/>
-                <w:szCs w:val="18"/>
-              </w:rPr>
-              <w:t xml:space="preserve">    context_parts = []</w:t>
-            </w:r>
-          </w:p>
-          <w:p>
-            <w:pPr>
-              <w:spacing w:after="40"/>
-            </w:pPr>
-            <w:r>
-              <w:rPr>
-                <w:rFonts w:ascii="Courier New" w:cs="Courier New" w:eastAsia="Courier New" w:hAnsi="Courier New"/>
-                <w:color w:val="2C2C2C"/>
-                <w:sz w:val="18"/>
-                <w:szCs w:val="18"/>
-              </w:rPr>
-              <w:t xml:space="preserve">    sources = []</w:t>
-            </w:r>
-          </w:p>
-          <w:p>
-            <w:pPr>
-              <w:spacing w:after="40"/>
-            </w:pPr>
-            <w:r>
-              <w:rPr>
-                <w:rFonts w:ascii="Courier New" w:cs="Courier New" w:eastAsia="Courier New" w:hAnsi="Courier New"/>
-                <w:color w:val="2C2C2C"/>
-                <w:sz w:val="18"/>
-                <w:szCs w:val="18"/>
-              </w:rPr>
-              <w:t xml:space="preserve">    for chunk in chunks:</w:t>
-            </w:r>
-          </w:p>
-          <w:p>
-            <w:pPr>
-              <w:spacing w:after="40"/>
-            </w:pPr>
-            <w:r>
-              <w:rPr>
-                <w:rFonts w:ascii="Courier New" w:cs="Courier New" w:eastAsia="Courier New" w:hAnsi="Courier New"/>
-                <w:color w:val="2C2C2C"/>
-                <w:sz w:val="18"/>
-                <w:szCs w:val="18"/>
-              </w:rPr>
-              <w:t xml:space="preserve">        summary = get_summary(chunk["systemdocid"])  # title, file_path</w:t>
-            </w:r>
-          </w:p>
-          <w:p>
-            <w:pPr>
-              <w:spacing w:after="40"/>
-            </w:pPr>
-            <w:r>
-              <w:rPr>
-                <w:rFonts w:ascii="Courier New" w:cs="Courier New" w:eastAsia="Courier New" w:hAnsi="Courier New"/>
-                <w:color w:val="2C2C2C"/>
-                <w:sz w:val="18"/>
-                <w:szCs w:val="18"/>
-              </w:rPr>
-              <w:t xml:space="preserve">        context_parts.append(</w:t>
-            </w:r>
-          </w:p>
-          <w:p>
-            <w:pPr>
-              <w:spacing w:after="40"/>
-            </w:pPr>
-            <w:r>
-              <w:rPr>
-                <w:rFonts w:ascii="Courier New" w:cs="Courier New" w:eastAsia="Courier New" w:hAnsi="Courier New"/>
-                <w:color w:val="2C2C2C"/>
-                <w:sz w:val="18"/>
-                <w:szCs w:val="18"/>
-              </w:rPr>
-              <w:t xml:space="preserve">            f"[{summary.title} | {chunk['section_heading']}]\n{chunk['text']}"</w:t>
-            </w:r>
-          </w:p>
-          <w:p>
-            <w:pPr>
-              <w:spacing w:after="40"/>
-            </w:pPr>
-            <w:r>
-              <w:rPr>
-                <w:rFonts w:ascii="Courier New" w:cs="Courier New" w:eastAsia="Courier New" w:hAnsi="Courier New"/>
-                <w:color w:val="2C2C2C"/>
-                <w:sz w:val="18"/>
-                <w:szCs w:val="18"/>
-              </w:rPr>
-              <w:t xml:space="preserve">        )</w:t>
-            </w:r>
-          </w:p>
-          <w:p>
-            <w:pPr>
-              <w:spacing w:after="40"/>
-            </w:pPr>
-            <w:r>
-              <w:rPr>
-                <w:rFonts w:ascii="Courier New" w:cs="Courier New" w:eastAsia="Courier New" w:hAnsi="Courier New"/>
-                <w:color w:val="2C2C2C"/>
-                <w:sz w:val="18"/>
-                <w:szCs w:val="18"/>
-              </w:rPr>
-              <w:t xml:space="preserve">        sources.append({</w:t>
-            </w:r>
-          </w:p>
-          <w:p>
-            <w:pPr>
-              <w:spacing w:after="40"/>
-            </w:pPr>
-            <w:r>
-              <w:rPr>
-                <w:rFonts w:ascii="Courier New" w:cs="Courier New" w:eastAsia="Courier New" w:hAnsi="Courier New"/>
-                <w:color w:val="2C2C2C"/>
-                <w:sz w:val="18"/>
-                <w:szCs w:val="18"/>
-              </w:rPr>
-              <w:t xml:space="preserve">            "systemdocid": chunk["systemdocid"],</w:t>
-            </w:r>
-          </w:p>
-          <w:p>
-            <w:pPr>
-              <w:spacing w:after="40"/>
-            </w:pPr>
-            <w:r>
-              <w:rPr>
-                <w:rFonts w:ascii="Courier New" w:cs="Courier New" w:eastAsia="Courier New" w:hAnsi="Courier New"/>
-                <w:color w:val="2C2C2C"/>
-                <w:sz w:val="18"/>
-                <w:szCs w:val="18"/>
-              </w:rPr>
-              <w:t xml:space="preserve">            "title": summary.title,</w:t>
-            </w:r>
-          </w:p>
-          <w:p>
-            <w:pPr>
-              <w:spacing w:after="40"/>
-            </w:pPr>
-            <w:r>
-              <w:rPr>
-                <w:rFonts w:ascii="Courier New" w:cs="Courier New" w:eastAsia="Courier New" w:hAnsi="Courier New"/>
-                <w:color w:val="2C2C2C"/>
-                <w:sz w:val="18"/>
-                <w:szCs w:val="18"/>
-              </w:rPr>
-              <w:t xml:space="preserve">            "file_path": build_file_path(chunk["systemdocid"]),</w:t>
-            </w:r>
-          </w:p>
-          <w:p>
-            <w:pPr>
-              <w:spacing w:after="40"/>
-            </w:pPr>
-            <w:r>
-              <w:rPr>
-                <w:rFonts w:ascii="Courier New" w:cs="Courier New" w:eastAsia="Courier New" w:hAnsi="Courier New"/>
-                <w:color w:val="2C2C2C"/>
-                <w:sz w:val="18"/>
-                <w:szCs w:val="18"/>
-              </w:rPr>
-              <w:t xml:space="preserve">            "section_heading": chunk["section_heading"]</w:t>
-            </w:r>
-          </w:p>
-          <w:p>
-            <w:pPr>
-              <w:spacing w:after="40"/>
-            </w:pPr>
-            <w:r>
-              <w:rPr>
-                <w:rFonts w:ascii="Courier New" w:cs="Courier New" w:eastAsia="Courier New" w:hAnsi="Courier New"/>
-                <w:color w:val="2C2C2C"/>
-                <w:sz w:val="18"/>
-                <w:szCs w:val="18"/>
-              </w:rPr>
-              <w:t xml:space="preserve">        })</w:t>
-            </w:r>
-          </w:p>
-          <w:p>
-            <w:pPr>
-              <w:spacing w:after="40"/>
-            </w:pPr>
-            <w:r>
-              <w:rPr>
-                <w:rFonts w:ascii="Courier New" w:cs="Courier New" w:eastAsia="Courier New" w:hAnsi="Courier New"/>
-                <w:color w:val="2C2C2C"/>
-                <w:sz w:val="18"/>
-                <w:szCs w:val="18"/>
-              </w:rPr>
-              <w:t xml:space="preserve">    context = "\n\n".join(context_parts)</w:t>
-            </w:r>
-          </w:p>
-          <w:p>
-            <w:pPr>
-              <w:spacing w:after="40"/>
-            </w:pPr>
-            <w:r>
-              <w:rPr>
-                <w:rFonts w:ascii="Courier New" w:cs="Courier New" w:eastAsia="Courier New" w:hAnsi="Courier New"/>
-                <w:color w:val="2C2C2C"/>
-                <w:sz w:val="18"/>
-                <w:szCs w:val="18"/>
-              </w:rPr>
-              <w:t xml:space="preserve">    return context, deduplicate_sources(sources)</w:t>
-            </w:r>
-          </w:p>
-          <w:p>
-            <w:pPr>
-              <w:spacing w:after="40"/>
-            </w:pPr>
-            <w:r>
-              <w:rPr>
-                <w:rFonts w:ascii="Courier New" w:cs="Courier New" w:eastAsia="Courier New" w:hAnsi="Courier New"/>
-                <w:color w:val="2C2C2C"/>
-                <w:sz w:val="18"/>
-                <w:szCs w:val="18"/>
-              </w:rPr>
-              <w:t xml:space="preserve"/>
-            </w:r>
-          </w:p>
-          <w:p>
-            <w:pPr>
-              <w:spacing w:after="40"/>
-            </w:pPr>
-            <w:r>
-              <w:rPr>
-                <w:rFonts w:ascii="Courier New" w:cs="Courier New" w:eastAsia="Courier New" w:hAnsi="Courier New"/>
-                <w:color w:val="2C2C2C"/>
-                <w:sz w:val="18"/>
-                <w:szCs w:val="18"/>
-              </w:rPr>
-              <w:t xml:space="preserve">def build_file_path(systemdocid: str) -&gt; str:</w:t>
-            </w:r>
-          </w:p>
-          <w:p>
-            <w:pPr>
-              <w:spacing w:after="40"/>
-            </w:pPr>
-            <w:r>
-              <w:rPr>
-                <w:rFonts w:ascii="Courier New" w:cs="Courier New" w:eastAsia="Courier New" w:hAnsi="Courier New"/>
-                <w:color w:val="2C2C2C"/>
-                <w:sz w:val="18"/>
-                <w:szCs w:val="18"/>
-              </w:rPr>
-              <w:t xml:space="preserve">    """Construct local file path from reports table."""</w:t>
-            </w:r>
-          </w:p>
-          <w:p>
-            <w:pPr>
-              <w:spacing w:after="40"/>
-            </w:pPr>
-            <w:r>
-              <w:rPr>
-                <w:rFonts w:ascii="Courier New" w:cs="Courier New" w:eastAsia="Courier New" w:hAnsi="Courier New"/>
-                <w:color w:val="2C2C2C"/>
-                <w:sz w:val="18"/>
-                <w:szCs w:val="18"/>
-              </w:rPr>
-              <w:t xml:space="preserve">    row = get_report(systemdocid)  # mongo_id, version, format</w:t>
-            </w:r>
-          </w:p>
-          <w:p>
-            <w:pPr>
-              <w:spacing w:after="40"/>
-            </w:pPr>
-            <w:r>
-              <w:rPr>
-                <w:rFonts w:ascii="Courier New" w:cs="Courier New" w:eastAsia="Courier New" w:hAnsi="Courier New"/>
-                <w:color w:val="2C2C2C"/>
-                <w:sz w:val="18"/>
-                <w:szCs w:val="18"/>
-              </w:rPr>
-              <w:t xml:space="preserve">    return f"./file_store/{systemdocid}/{row.version}/M_{row.mongo_id}.{row.format}"</w:t>
+              <w:t xml:space="preserve">candidate_docids = resolve_access(session_id, candidate_docids)</w:t>
+            </w:r>
+          </w:p>
+          <w:p>
+            <w:pPr>
+              <w:spacing w:after="40"/>
+            </w:pPr>
+            <w:r>
+              <w:rPr>
+                <w:rFonts w:ascii="Courier New" w:cs="Courier New" w:eastAsia="Courier New" w:hAnsi="Courier New"/>
+                <w:color w:val="2C2C2C"/>
+                <w:sz w:val="18"/>
+                <w:szCs w:val="18"/>
+              </w:rPr>
+              <w:t xml:space="preserve"># Raises AccessDeniedError if result is empty</w:t>
             </w:r>
           </w:p>
         </w:tc>
@@ -9212,7 +9907,7 @@
           <w:sz w:val="28"/>
           <w:szCs w:val="28"/>
         </w:rPr>
-        <w:t xml:space="preserve">Step 6 — LLM answer</w:t>
+        <w:t xml:space="preserve">Step 3 — Interest boost (rag/rerank.py)</w:t>
       </w:r>
     </w:p>
     <w:tbl>
@@ -9259,175 +9954,175 @@
                 <w:sz w:val="18"/>
                 <w:szCs w:val="18"/>
               </w:rPr>
-              <w:t xml:space="preserve">def generate_answer(question: str, context: str, sources: list[dict]) -&gt; str:</w:t>
-            </w:r>
-          </w:p>
-          <w:p>
-            <w:pPr>
-              <w:spacing w:after="40"/>
-            </w:pPr>
-            <w:r>
-              <w:rPr>
-                <w:rFonts w:ascii="Courier New" w:cs="Courier New" w:eastAsia="Courier New" w:hAnsi="Courier New"/>
-                <w:color w:val="2C2C2C"/>
-                <w:sz w:val="18"/>
-                <w:szCs w:val="18"/>
-              </w:rPr>
-              <w:t xml:space="preserve">    source_list = "\n".join([f"- {s['title']} ({s['file_path']})" for s in sources])</w:t>
-            </w:r>
-          </w:p>
-          <w:p>
-            <w:pPr>
-              <w:spacing w:after="40"/>
-            </w:pPr>
-            <w:r>
-              <w:rPr>
-                <w:rFonts w:ascii="Courier New" w:cs="Courier New" w:eastAsia="Courier New" w:hAnsi="Courier New"/>
-                <w:color w:val="2C2C2C"/>
-                <w:sz w:val="18"/>
-                <w:szCs w:val="18"/>
-              </w:rPr>
-              <w:t xml:space="preserve">    prompt = load_prompt("rag_answer",</w:t>
-            </w:r>
-          </w:p>
-          <w:p>
-            <w:pPr>
-              <w:spacing w:after="40"/>
-            </w:pPr>
-            <w:r>
-              <w:rPr>
-                <w:rFonts w:ascii="Courier New" w:cs="Courier New" w:eastAsia="Courier New" w:hAnsi="Courier New"/>
-                <w:color w:val="2C2C2C"/>
-                <w:sz w:val="18"/>
-                <w:szCs w:val="18"/>
-              </w:rPr>
-              <w:t xml:space="preserve">        context=context,</w:t>
-            </w:r>
-          </w:p>
-          <w:p>
-            <w:pPr>
-              <w:spacing w:after="40"/>
-            </w:pPr>
-            <w:r>
-              <w:rPr>
-                <w:rFonts w:ascii="Courier New" w:cs="Courier New" w:eastAsia="Courier New" w:hAnsi="Courier New"/>
-                <w:color w:val="2C2C2C"/>
-                <w:sz w:val="18"/>
-                <w:szCs w:val="18"/>
-              </w:rPr>
-              <w:t xml:space="preserve">        question=question,</w:t>
-            </w:r>
-          </w:p>
-          <w:p>
-            <w:pPr>
-              <w:spacing w:after="40"/>
-            </w:pPr>
-            <w:r>
-              <w:rPr>
-                <w:rFonts w:ascii="Courier New" w:cs="Courier New" w:eastAsia="Courier New" w:hAnsi="Courier New"/>
-                <w:color w:val="2C2C2C"/>
-                <w:sz w:val="18"/>
-                <w:szCs w:val="18"/>
-              </w:rPr>
-              <w:t xml:space="preserve">        source_list=source_list</w:t>
-            </w:r>
-          </w:p>
-          <w:p>
-            <w:pPr>
-              <w:spacing w:after="40"/>
-            </w:pPr>
-            <w:r>
-              <w:rPr>
-                <w:rFonts w:ascii="Courier New" w:cs="Courier New" w:eastAsia="Courier New" w:hAnsi="Courier New"/>
-                <w:color w:val="2C2C2C"/>
-                <w:sz w:val="18"/>
-                <w:szCs w:val="18"/>
-              </w:rPr>
-              <w:t xml:space="preserve">    )</w:t>
-            </w:r>
-          </w:p>
-          <w:p>
-            <w:pPr>
-              <w:spacing w:after="40"/>
-            </w:pPr>
-            <w:r>
-              <w:rPr>
-                <w:rFonts w:ascii="Courier New" w:cs="Courier New" w:eastAsia="Courier New" w:hAnsi="Courier New"/>
-                <w:color w:val="2C2C2C"/>
-                <w:sz w:val="18"/>
-                <w:szCs w:val="18"/>
-              </w:rPr>
-              <w:t xml:space="preserve">    response = anthropic_client.messages.create(</w:t>
-            </w:r>
-          </w:p>
-          <w:p>
-            <w:pPr>
-              <w:spacing w:after="40"/>
-            </w:pPr>
-            <w:r>
-              <w:rPr>
-                <w:rFonts w:ascii="Courier New" w:cs="Courier New" w:eastAsia="Courier New" w:hAnsi="Courier New"/>
-                <w:color w:val="2C2C2C"/>
-                <w:sz w:val="18"/>
-                <w:szCs w:val="18"/>
-              </w:rPr>
-              <w:t xml:space="preserve">        model=ANTHROPIC_MODEL,</w:t>
-            </w:r>
-          </w:p>
-          <w:p>
-            <w:pPr>
-              <w:spacing w:after="40"/>
-            </w:pPr>
-            <w:r>
-              <w:rPr>
-                <w:rFonts w:ascii="Courier New" w:cs="Courier New" w:eastAsia="Courier New" w:hAnsi="Courier New"/>
-                <w:color w:val="2C2C2C"/>
-                <w:sz w:val="18"/>
-                <w:szCs w:val="18"/>
-              </w:rPr>
-              <w:t xml:space="preserve">        max_tokens=ANTHROPIC_MAX_TOKENS,</w:t>
-            </w:r>
-          </w:p>
-          <w:p>
-            <w:pPr>
-              <w:spacing w:after="40"/>
-            </w:pPr>
-            <w:r>
-              <w:rPr>
-                <w:rFonts w:ascii="Courier New" w:cs="Courier New" w:eastAsia="Courier New" w:hAnsi="Courier New"/>
-                <w:color w:val="2C2C2C"/>
-                <w:sz w:val="18"/>
-                <w:szCs w:val="18"/>
-              </w:rPr>
-              <w:t xml:space="preserve">        messages=[{"role": "user", "content": prompt}]</w:t>
-            </w:r>
-          </w:p>
-          <w:p>
-            <w:pPr>
-              <w:spacing w:after="40"/>
-            </w:pPr>
-            <w:r>
-              <w:rPr>
-                <w:rFonts w:ascii="Courier New" w:cs="Courier New" w:eastAsia="Courier New" w:hAnsi="Courier New"/>
-                <w:color w:val="2C2C2C"/>
-                <w:sz w:val="18"/>
-                <w:szCs w:val="18"/>
-              </w:rPr>
-              <w:t xml:space="preserve">    )</w:t>
-            </w:r>
-          </w:p>
-          <w:p>
-            <w:pPr>
-              <w:spacing w:after="40"/>
-            </w:pPr>
-            <w:r>
-              <w:rPr>
-                <w:rFonts w:ascii="Courier New" w:cs="Courier New" w:eastAsia="Courier New" w:hAnsi="Courier New"/>
-                <w:color w:val="2C2C2C"/>
-                <w:sz w:val="18"/>
-                <w:szCs w:val="18"/>
-              </w:rPr>
-              <w:t xml:space="preserve">    return response.content[0].text</w:t>
+              <w:t xml:space="preserve">def boost_by_interests(docids: list[str], user_id: str) -&gt; list[str]:</w:t>
+            </w:r>
+          </w:p>
+          <w:p>
+            <w:pPr>
+              <w:spacing w:after="40"/>
+            </w:pPr>
+            <w:r>
+              <w:rPr>
+                <w:rFonts w:ascii="Courier New" w:cs="Courier New" w:eastAsia="Courier New" w:hAnsi="Courier New"/>
+                <w:color w:val="2C2C2C"/>
+                <w:sz w:val="18"/>
+                <w:szCs w:val="18"/>
+              </w:rPr>
+              <w:t xml:space="preserve">    interests = get_valid_interests(user_id)  # from interests table</w:t>
+            </w:r>
+          </w:p>
+          <w:p>
+            <w:pPr>
+              <w:spacing w:after="40"/>
+            </w:pPr>
+            <w:r>
+              <w:rPr>
+                <w:rFonts w:ascii="Courier New" w:cs="Courier New" w:eastAsia="Courier New" w:hAnsi="Courier New"/>
+                <w:color w:val="2C2C2C"/>
+                <w:sz w:val="18"/>
+                <w:szCs w:val="18"/>
+              </w:rPr>
+              <w:t xml:space="preserve">    if not interests:</w:t>
+            </w:r>
+          </w:p>
+          <w:p>
+            <w:pPr>
+              <w:spacing w:after="40"/>
+            </w:pPr>
+            <w:r>
+              <w:rPr>
+                <w:rFonts w:ascii="Courier New" w:cs="Courier New" w:eastAsia="Courier New" w:hAnsi="Courier New"/>
+                <w:color w:val="2C2C2C"/>
+                <w:sz w:val="18"/>
+                <w:szCs w:val="18"/>
+              </w:rPr>
+              <w:t xml:space="preserve">        return docids</w:t>
+            </w:r>
+          </w:p>
+          <w:p>
+            <w:pPr>
+              <w:spacing w:after="40"/>
+            </w:pPr>
+            <w:r>
+              <w:rPr>
+                <w:rFonts w:ascii="Courier New" w:cs="Courier New" w:eastAsia="Courier New" w:hAnsi="Courier New"/>
+                <w:color w:val="2C2C2C"/>
+                <w:sz w:val="18"/>
+                <w:szCs w:val="18"/>
+              </w:rPr>
+              <w:t xml:space="preserve">    scores = {}</w:t>
+            </w:r>
+          </w:p>
+          <w:p>
+            <w:pPr>
+              <w:spacing w:after="40"/>
+            </w:pPr>
+            <w:r>
+              <w:rPr>
+                <w:rFonts w:ascii="Courier New" w:cs="Courier New" w:eastAsia="Courier New" w:hAnsi="Courier New"/>
+                <w:color w:val="2C2C2C"/>
+                <w:sz w:val="18"/>
+                <w:szCs w:val="18"/>
+              </w:rPr>
+              <w:t xml:space="preserve">    for docid in docids:</w:t>
+            </w:r>
+          </w:p>
+          <w:p>
+            <w:pPr>
+              <w:spacing w:after="40"/>
+            </w:pPr>
+            <w:r>
+              <w:rPr>
+                <w:rFonts w:ascii="Courier New" w:cs="Courier New" w:eastAsia="Courier New" w:hAnsi="Courier New"/>
+                <w:color w:val="2C2C2C"/>
+                <w:sz w:val="18"/>
+                <w:szCs w:val="18"/>
+              </w:rPr>
+              <w:t xml:space="preserve">        summary_row = get_summary(docid)  # from summaries table</w:t>
+            </w:r>
+          </w:p>
+          <w:p>
+            <w:pPr>
+              <w:spacing w:after="40"/>
+            </w:pPr>
+            <w:r>
+              <w:rPr>
+                <w:rFonts w:ascii="Courier New" w:cs="Courier New" w:eastAsia="Courier New" w:hAnsi="Courier New"/>
+                <w:color w:val="2C2C2C"/>
+                <w:sz w:val="18"/>
+                <w:szCs w:val="18"/>
+              </w:rPr>
+              <w:t xml:space="preserve">        score = 0</w:t>
+            </w:r>
+          </w:p>
+          <w:p>
+            <w:pPr>
+              <w:spacing w:after="40"/>
+            </w:pPr>
+            <w:r>
+              <w:rPr>
+                <w:rFonts w:ascii="Courier New" w:cs="Courier New" w:eastAsia="Courier New" w:hAnsi="Courier New"/>
+                <w:color w:val="2C2C2C"/>
+                <w:sz w:val="18"/>
+                <w:szCs w:val="18"/>
+              </w:rPr>
+              <w:t xml:space="preserve">        for interest in interests:</w:t>
+            </w:r>
+          </w:p>
+          <w:p>
+            <w:pPr>
+              <w:spacing w:after="40"/>
+            </w:pPr>
+            <w:r>
+              <w:rPr>
+                <w:rFonts w:ascii="Courier New" w:cs="Courier New" w:eastAsia="Courier New" w:hAnsi="Courier New"/>
+                <w:color w:val="2C2C2C"/>
+                <w:sz w:val="18"/>
+                <w:szCs w:val="18"/>
+              </w:rPr>
+              <w:t xml:space="preserve">            if interest.text in summary_row.themes: score += 2</w:t>
+            </w:r>
+          </w:p>
+          <w:p>
+            <w:pPr>
+              <w:spacing w:after="40"/>
+            </w:pPr>
+            <w:r>
+              <w:rPr>
+                <w:rFonts w:ascii="Courier New" w:cs="Courier New" w:eastAsia="Courier New" w:hAnsi="Courier New"/>
+                <w:color w:val="2C2C2C"/>
+                <w:sz w:val="18"/>
+                <w:szCs w:val="18"/>
+              </w:rPr>
+              <w:t xml:space="preserve">            if interest.text.lower() in summary_row.summary.lower(): score += 1</w:t>
+            </w:r>
+          </w:p>
+          <w:p>
+            <w:pPr>
+              <w:spacing w:after="40"/>
+            </w:pPr>
+            <w:r>
+              <w:rPr>
+                <w:rFonts w:ascii="Courier New" w:cs="Courier New" w:eastAsia="Courier New" w:hAnsi="Courier New"/>
+                <w:color w:val="2C2C2C"/>
+                <w:sz w:val="18"/>
+                <w:szCs w:val="18"/>
+              </w:rPr>
+              <w:t xml:space="preserve">        scores[docid] = score</w:t>
+            </w:r>
+          </w:p>
+          <w:p>
+            <w:pPr>
+              <w:spacing w:after="40"/>
+            </w:pPr>
+            <w:r>
+              <w:rPr>
+                <w:rFonts w:ascii="Courier New" w:cs="Courier New" w:eastAsia="Courier New" w:hAnsi="Courier New"/>
+                <w:color w:val="2C2C2C"/>
+                <w:sz w:val="18"/>
+                <w:szCs w:val="18"/>
+              </w:rPr>
+              <w:t xml:space="preserve">    return sorted(docids, key=lambda d: scores[d], reverse=True)</w:t>
             </w:r>
           </w:p>
         </w:tc>
@@ -9443,40 +10138,19 @@
     </w:p>
     <w:p>
       <w:pPr>
-        <w:pStyle w:val="Heading1"/>
-        <w:spacing w:after="140" w:before="400"/>
+        <w:pStyle w:val="Heading2"/>
+        <w:spacing w:after="100" w:before="280"/>
       </w:pPr>
       <w:r>
         <w:rPr>
           <w:rFonts w:ascii="Arial" w:cs="Arial" w:eastAsia="Arial" w:hAnsi="Arial"/>
           <w:b/>
           <w:bCs/>
-          <w:color w:val="1F3864"/>
-          <w:sz w:val="36"/>
-          <w:szCs w:val="36"/>
+          <w:color w:val="2E5FA3"/>
+          <w:sz w:val="28"/>
+          <w:szCs w:val="28"/>
         </w:rPr>
-        <w:t xml:space="preserve">10. Database Layer (db/)</w:t>
-      </w:r>
-    </w:p>
-    <w:p>
-      <w:pPr>
-        <w:spacing w:after="140"/>
-      </w:pPr>
-      <w:r>
-        <w:rPr>
-          <w:rFonts w:ascii="Arial" w:cs="Arial" w:eastAsia="Arial" w:hAnsi="Arial"/>
-          <w:sz w:val="22"/>
-          <w:szCs w:val="22"/>
-        </w:rPr>
-        <w:t xml:space="preserve">All SQL queries are defined as named functions in db/queries.py. No SQL is written inline in tool or pipeline code. The connection is opened read-only for all tables except interests and sessions.</w:t>
-      </w:r>
-    </w:p>
-    <w:p>
-      <w:pPr>
-        <w:spacing w:after="100"/>
-      </w:pPr>
-      <w:r>
-        <w:t xml:space="preserve"/>
+        <w:t xml:space="preserve">Step 4 — Chunk retrieval (rag/retrieval.py)</w:t>
       </w:r>
     </w:p>
     <w:tbl>
@@ -9523,301 +10197,119 @@
                 <w:sz w:val="18"/>
                 <w:szCs w:val="18"/>
               </w:rPr>
-              <w:t xml:space="preserve"># db/connection.py</w:t>
-            </w:r>
-          </w:p>
-          <w:p>
-            <w:pPr>
-              <w:spacing w:after="40"/>
-            </w:pPr>
-            <w:r>
-              <w:rPr>
-                <w:rFonts w:ascii="Courier New" w:cs="Courier New" w:eastAsia="Courier New" w:hAnsi="Courier New"/>
-                <w:color w:val="2C2C2C"/>
-                <w:sz w:val="18"/>
-                <w:szCs w:val="18"/>
-              </w:rPr>
-              <w:t xml:space="preserve">import sqlite3, sqlite_vec</w:t>
-            </w:r>
-          </w:p>
-          <w:p>
-            <w:pPr>
-              <w:spacing w:after="40"/>
-            </w:pPr>
-            <w:r>
-              <w:rPr>
-                <w:rFonts w:ascii="Courier New" w:cs="Courier New" w:eastAsia="Courier New" w:hAnsi="Courier New"/>
-                <w:color w:val="2C2C2C"/>
-                <w:sz w:val="18"/>
-                <w:szCs w:val="18"/>
-              </w:rPr>
-              <w:t xml:space="preserve"/>
-            </w:r>
-          </w:p>
-          <w:p>
-            <w:pPr>
-              <w:spacing w:after="40"/>
-            </w:pPr>
-            <w:r>
-              <w:rPr>
-                <w:rFonts w:ascii="Courier New" w:cs="Courier New" w:eastAsia="Courier New" w:hAnsi="Courier New"/>
-                <w:color w:val="2C2C2C"/>
-                <w:sz w:val="18"/>
-                <w:szCs w:val="18"/>
-              </w:rPr>
-              <w:t xml:space="preserve">def get_db() -&gt; sqlite3.Connection:</w:t>
-            </w:r>
-          </w:p>
-          <w:p>
-            <w:pPr>
-              <w:spacing w:after="40"/>
-            </w:pPr>
-            <w:r>
-              <w:rPr>
-                <w:rFonts w:ascii="Courier New" w:cs="Courier New" w:eastAsia="Courier New" w:hAnsi="Courier New"/>
-                <w:color w:val="2C2C2C"/>
-                <w:sz w:val="18"/>
-                <w:szCs w:val="18"/>
-              </w:rPr>
-              <w:t xml:space="preserve">    """Read-only connection to mock_store.db with sqlite-vec loaded."""</w:t>
-            </w:r>
-          </w:p>
-          <w:p>
-            <w:pPr>
-              <w:spacing w:after="40"/>
-            </w:pPr>
-            <w:r>
-              <w:rPr>
-                <w:rFonts w:ascii="Courier New" w:cs="Courier New" w:eastAsia="Courier New" w:hAnsi="Courier New"/>
-                <w:color w:val="2C2C2C"/>
-                <w:sz w:val="18"/>
-                <w:szCs w:val="18"/>
-              </w:rPr>
-              <w:t xml:space="preserve">    conn = sqlite3.connect(f"file:{MOCK_STORE_DB}?mode=ro", uri=True)</w:t>
-            </w:r>
-          </w:p>
-          <w:p>
-            <w:pPr>
-              <w:spacing w:after="40"/>
-            </w:pPr>
-            <w:r>
-              <w:rPr>
-                <w:rFonts w:ascii="Courier New" w:cs="Courier New" w:eastAsia="Courier New" w:hAnsi="Courier New"/>
-                <w:color w:val="2C2C2C"/>
-                <w:sz w:val="18"/>
-                <w:szCs w:val="18"/>
-              </w:rPr>
-              <w:t xml:space="preserve">    conn.enable_load_extension(True)</w:t>
-            </w:r>
-          </w:p>
-          <w:p>
-            <w:pPr>
-              <w:spacing w:after="40"/>
-            </w:pPr>
-            <w:r>
-              <w:rPr>
-                <w:rFonts w:ascii="Courier New" w:cs="Courier New" w:eastAsia="Courier New" w:hAnsi="Courier New"/>
-                <w:color w:val="2C2C2C"/>
-                <w:sz w:val="18"/>
-                <w:szCs w:val="18"/>
-              </w:rPr>
-              <w:t xml:space="preserve">    sqlite_vec.load(conn)</w:t>
-            </w:r>
-          </w:p>
-          <w:p>
-            <w:pPr>
-              <w:spacing w:after="40"/>
-            </w:pPr>
-            <w:r>
-              <w:rPr>
-                <w:rFonts w:ascii="Courier New" w:cs="Courier New" w:eastAsia="Courier New" w:hAnsi="Courier New"/>
-                <w:color w:val="2C2C2C"/>
-                <w:sz w:val="18"/>
-                <w:szCs w:val="18"/>
-              </w:rPr>
-              <w:t xml:space="preserve">    return conn</w:t>
-            </w:r>
-          </w:p>
-          <w:p>
-            <w:pPr>
-              <w:spacing w:after="40"/>
-            </w:pPr>
-            <w:r>
-              <w:rPr>
-                <w:rFonts w:ascii="Courier New" w:cs="Courier New" w:eastAsia="Courier New" w:hAnsi="Courier New"/>
-                <w:color w:val="2C2C2C"/>
-                <w:sz w:val="18"/>
-                <w:szCs w:val="18"/>
-              </w:rPr>
-              <w:t xml:space="preserve"/>
-            </w:r>
-          </w:p>
-          <w:p>
-            <w:pPr>
-              <w:spacing w:after="40"/>
-            </w:pPr>
-            <w:r>
-              <w:rPr>
-                <w:rFonts w:ascii="Courier New" w:cs="Courier New" w:eastAsia="Courier New" w:hAnsi="Courier New"/>
-                <w:color w:val="2C2C2C"/>
-                <w:sz w:val="18"/>
-                <w:szCs w:val="18"/>
-              </w:rPr>
-              <w:t xml:space="preserve">def get_rw_db() -&gt; sqlite3.Connection:</w:t>
-            </w:r>
-          </w:p>
-          <w:p>
-            <w:pPr>
-              <w:spacing w:after="40"/>
-            </w:pPr>
-            <w:r>
-              <w:rPr>
-                <w:rFonts w:ascii="Courier New" w:cs="Courier New" w:eastAsia="Courier New" w:hAnsi="Courier New"/>
-                <w:color w:val="2C2C2C"/>
-                <w:sz w:val="18"/>
-                <w:szCs w:val="18"/>
-              </w:rPr>
-              <w:t xml:space="preserve">    """Read-write connection — used ONLY for interests and sessions tables."""</w:t>
-            </w:r>
-          </w:p>
-          <w:p>
-            <w:pPr>
-              <w:spacing w:after="40"/>
-            </w:pPr>
-            <w:r>
-              <w:rPr>
-                <w:rFonts w:ascii="Courier New" w:cs="Courier New" w:eastAsia="Courier New" w:hAnsi="Courier New"/>
-                <w:color w:val="2C2C2C"/>
-                <w:sz w:val="18"/>
-                <w:szCs w:val="18"/>
-              </w:rPr>
-              <w:t xml:space="preserve">    conn = sqlite3.connect(MOCK_STORE_DB)</w:t>
-            </w:r>
-          </w:p>
-          <w:p>
-            <w:pPr>
-              <w:spacing w:after="40"/>
-            </w:pPr>
-            <w:r>
-              <w:rPr>
-                <w:rFonts w:ascii="Courier New" w:cs="Courier New" w:eastAsia="Courier New" w:hAnsi="Courier New"/>
-                <w:color w:val="2C2C2C"/>
-                <w:sz w:val="18"/>
-                <w:szCs w:val="18"/>
-              </w:rPr>
-              <w:t xml:space="preserve">    sqlite_vec.load(conn)</w:t>
-            </w:r>
-          </w:p>
-          <w:p>
-            <w:pPr>
-              <w:spacing w:after="40"/>
-            </w:pPr>
-            <w:r>
-              <w:rPr>
-                <w:rFonts w:ascii="Courier New" w:cs="Courier New" w:eastAsia="Courier New" w:hAnsi="Courier New"/>
-                <w:color w:val="2C2C2C"/>
-                <w:sz w:val="18"/>
-                <w:szCs w:val="18"/>
-              </w:rPr>
-              <w:t xml:space="preserve">    return conn</w:t>
-            </w:r>
-          </w:p>
-          <w:p>
-            <w:pPr>
-              <w:spacing w:after="40"/>
-            </w:pPr>
-            <w:r>
-              <w:rPr>
-                <w:rFonts w:ascii="Courier New" w:cs="Courier New" w:eastAsia="Courier New" w:hAnsi="Courier New"/>
-                <w:color w:val="2C2C2C"/>
-                <w:sz w:val="18"/>
-                <w:szCs w:val="18"/>
-              </w:rPr>
-              <w:t xml:space="preserve"/>
-            </w:r>
-          </w:p>
-          <w:p>
-            <w:pPr>
-              <w:spacing w:after="40"/>
-            </w:pPr>
-            <w:r>
-              <w:rPr>
-                <w:rFonts w:ascii="Courier New" w:cs="Courier New" w:eastAsia="Courier New" w:hAnsi="Courier New"/>
-                <w:color w:val="2C2C2C"/>
-                <w:sz w:val="18"/>
-                <w:szCs w:val="18"/>
-              </w:rPr>
-              <w:t xml:space="preserve">def get_vec_db() -&gt; sqlite3.Connection:</w:t>
-            </w:r>
-          </w:p>
-          <w:p>
-            <w:pPr>
-              <w:spacing w:after="40"/>
-            </w:pPr>
-            <w:r>
-              <w:rPr>
-                <w:rFonts w:ascii="Courier New" w:cs="Courier New" w:eastAsia="Courier New" w:hAnsi="Courier New"/>
-                <w:color w:val="2C2C2C"/>
-                <w:sz w:val="18"/>
-                <w:szCs w:val="18"/>
-              </w:rPr>
-              <w:t xml:space="preserve">    """Read-only connection to chunks_vec.db."""</w:t>
-            </w:r>
-          </w:p>
-          <w:p>
-            <w:pPr>
-              <w:spacing w:after="40"/>
-            </w:pPr>
-            <w:r>
-              <w:rPr>
-                <w:rFonts w:ascii="Courier New" w:cs="Courier New" w:eastAsia="Courier New" w:hAnsi="Courier New"/>
-                <w:color w:val="2C2C2C"/>
-                <w:sz w:val="18"/>
-                <w:szCs w:val="18"/>
-              </w:rPr>
-              <w:t xml:space="preserve">    conn = sqlite3.connect(f"file:{CHUNKS_VEC_DB}?mode=ro", uri=True)</w:t>
-            </w:r>
-          </w:p>
-          <w:p>
-            <w:pPr>
-              <w:spacing w:after="40"/>
-            </w:pPr>
-            <w:r>
-              <w:rPr>
-                <w:rFonts w:ascii="Courier New" w:cs="Courier New" w:eastAsia="Courier New" w:hAnsi="Courier New"/>
-                <w:color w:val="2C2C2C"/>
-                <w:sz w:val="18"/>
-                <w:szCs w:val="18"/>
-              </w:rPr>
-              <w:t xml:space="preserve">    conn.enable_load_extension(True)</w:t>
-            </w:r>
-          </w:p>
-          <w:p>
-            <w:pPr>
-              <w:spacing w:after="40"/>
-            </w:pPr>
-            <w:r>
-              <w:rPr>
-                <w:rFonts w:ascii="Courier New" w:cs="Courier New" w:eastAsia="Courier New" w:hAnsi="Courier New"/>
-                <w:color w:val="2C2C2C"/>
-                <w:sz w:val="18"/>
-                <w:szCs w:val="18"/>
-              </w:rPr>
-              <w:t xml:space="preserve">    sqlite_vec.load(conn)</w:t>
-            </w:r>
-          </w:p>
-          <w:p>
-            <w:pPr>
-              <w:spacing w:after="40"/>
-            </w:pPr>
-            <w:r>
-              <w:rPr>
-                <w:rFonts w:ascii="Courier New" w:cs="Courier New" w:eastAsia="Courier New" w:hAnsi="Courier New"/>
-                <w:color w:val="2C2C2C"/>
-                <w:sz w:val="18"/>
-                <w:szCs w:val="18"/>
-              </w:rPr>
-              <w:t xml:space="preserve">    return conn</w:t>
+              <w:t xml:space="preserve">def retrieve_chunks(question: str, docids: list[str], k: int = 6) -&gt; list[dict]:</w:t>
+            </w:r>
+          </w:p>
+          <w:p>
+            <w:pPr>
+              <w:spacing w:after="40"/>
+            </w:pPr>
+            <w:r>
+              <w:rPr>
+                <w:rFonts w:ascii="Courier New" w:cs="Courier New" w:eastAsia="Courier New" w:hAnsi="Courier New"/>
+                <w:color w:val="2C2C2C"/>
+                <w:sz w:val="18"/>
+                <w:szCs w:val="18"/>
+              </w:rPr>
+              <w:t xml:space="preserve">    """Embed question, run cosine search restricted to docids pool."""</w:t>
+            </w:r>
+          </w:p>
+          <w:p>
+            <w:pPr>
+              <w:spacing w:after="40"/>
+            </w:pPr>
+            <w:r>
+              <w:rPr>
+                <w:rFonts w:ascii="Courier New" w:cs="Courier New" w:eastAsia="Courier New" w:hAnsi="Courier New"/>
+                <w:color w:val="2C2C2C"/>
+                <w:sz w:val="18"/>
+                <w:szCs w:val="18"/>
+              </w:rPr>
+              <w:t xml:space="preserve">    question_vec = embed(question)   # Ollama nomic-embed-text</w:t>
+            </w:r>
+          </w:p>
+          <w:p>
+            <w:pPr>
+              <w:spacing w:after="40"/>
+            </w:pPr>
+            <w:r>
+              <w:rPr>
+                <w:rFonts w:ascii="Courier New" w:cs="Courier New" w:eastAsia="Courier New" w:hAnsi="Courier New"/>
+                <w:color w:val="2C2C2C"/>
+                <w:sz w:val="18"/>
+                <w:szCs w:val="18"/>
+              </w:rPr>
+              <w:t xml:space="preserve">    # Query chunks_vec.db:</w:t>
+            </w:r>
+          </w:p>
+          <w:p>
+            <w:pPr>
+              <w:spacing w:after="40"/>
+            </w:pPr>
+            <w:r>
+              <w:rPr>
+                <w:rFonts w:ascii="Courier New" w:cs="Courier New" w:eastAsia="Courier New" w:hAnsi="Courier New"/>
+                <w:color w:val="2C2C2C"/>
+                <w:sz w:val="18"/>
+                <w:szCs w:val="18"/>
+              </w:rPr>
+              <w:t xml:space="preserve">    # SELECT chunk_id, distance FROM vectors</w:t>
+            </w:r>
+          </w:p>
+          <w:p>
+            <w:pPr>
+              <w:spacing w:after="40"/>
+            </w:pPr>
+            <w:r>
+              <w:rPr>
+                <w:rFonts w:ascii="Courier New" w:cs="Courier New" w:eastAsia="Courier New" w:hAnsi="Courier New"/>
+                <w:color w:val="2C2C2C"/>
+                <w:sz w:val="18"/>
+                <w:szCs w:val="18"/>
+              </w:rPr>
+              <w:t xml:space="preserve">    # WHERE chunk_id IN (SELECT chunk_id FROM chunks WHERE systemdocid IN docids)</w:t>
+            </w:r>
+          </w:p>
+          <w:p>
+            <w:pPr>
+              <w:spacing w:after="40"/>
+            </w:pPr>
+            <w:r>
+              <w:rPr>
+                <w:rFonts w:ascii="Courier New" w:cs="Courier New" w:eastAsia="Courier New" w:hAnsi="Courier New"/>
+                <w:color w:val="2C2C2C"/>
+                <w:sz w:val="18"/>
+                <w:szCs w:val="18"/>
+              </w:rPr>
+              <w:t xml:space="preserve">    # ORDER BY distance ASC LIMIT k</w:t>
+            </w:r>
+          </w:p>
+          <w:p>
+            <w:pPr>
+              <w:spacing w:after="40"/>
+            </w:pPr>
+            <w:r>
+              <w:rPr>
+                <w:rFonts w:ascii="Courier New" w:cs="Courier New" w:eastAsia="Courier New" w:hAnsi="Courier New"/>
+                <w:color w:val="2C2C2C"/>
+                <w:sz w:val="18"/>
+                <w:szCs w:val="18"/>
+              </w:rPr>
+              <w:t xml:space="preserve">    chunk_ids = vector_search(question_vec, docids, k)</w:t>
+            </w:r>
+          </w:p>
+          <w:p>
+            <w:pPr>
+              <w:spacing w:after="40"/>
+            </w:pPr>
+            <w:r>
+              <w:rPr>
+                <w:rFonts w:ascii="Courier New" w:cs="Courier New" w:eastAsia="Courier New" w:hAnsi="Courier New"/>
+                <w:color w:val="2C2C2C"/>
+                <w:sz w:val="18"/>
+                <w:szCs w:val="18"/>
+              </w:rPr>
+              <w:t xml:space="preserve">    return get_chunk_texts(chunk_ids)  # from chunks table in mock_store.db</w:t>
             </w:r>
           </w:p>
         </w:tc>
@@ -9829,6 +10321,23 @@
       </w:pPr>
       <w:r>
         <w:t xml:space="preserve"/>
+      </w:r>
+    </w:p>
+    <w:p>
+      <w:pPr>
+        <w:pStyle w:val="Heading2"/>
+        <w:spacing w:after="100" w:before="280"/>
+      </w:pPr>
+      <w:r>
+        <w:rPr>
+          <w:rFonts w:ascii="Arial" w:cs="Arial" w:eastAsia="Arial" w:hAnsi="Arial"/>
+          <w:b/>
+          <w:bCs/>
+          <w:color w:val="2E5FA3"/>
+          <w:sz w:val="28"/>
+          <w:szCs w:val="28"/>
+        </w:rPr>
+        <w:t xml:space="preserve">Step 5 — Context assembly</w:t>
       </w:r>
     </w:p>
     <w:tbl>
@@ -9856,7 +10365,7 @@
               <w:bottom w:val="single" w:color="CCCCCC" w:sz="1"/>
               <w:right w:val="single" w:color="CCCCCC" w:sz="1"/>
             </w:tcBorders>
-            <w:shd w:fill="DCE6F1" w:val="clear"/>
+            <w:shd w:fill="F4F4F4" w:val="clear"/>
             <w:tcMar>
               <w:top w:type="dxa" w:w="120"/>
               <w:left w:type="dxa" w:w="200"/>
@@ -9865,6 +10374,991 @@
             </w:tcMar>
           </w:tcPr>
           <w:p>
+            <w:pPr>
+              <w:spacing w:after="40"/>
+            </w:pPr>
+            <w:r>
+              <w:rPr>
+                <w:rFonts w:ascii="Courier New" w:cs="Courier New" w:eastAsia="Courier New" w:hAnsi="Courier New"/>
+                <w:color w:val="2C2C2C"/>
+                <w:sz w:val="18"/>
+                <w:szCs w:val="18"/>
+              </w:rPr>
+              <w:t xml:space="preserve">def assemble_context(chunks: list[dict], user_id: str) -&gt; tuple[str, list[dict]]:</w:t>
+            </w:r>
+          </w:p>
+          <w:p>
+            <w:pPr>
+              <w:spacing w:after="40"/>
+            </w:pPr>
+            <w:r>
+              <w:rPr>
+                <w:rFonts w:ascii="Courier New" w:cs="Courier New" w:eastAsia="Courier New" w:hAnsi="Courier New"/>
+                <w:color w:val="2C2C2C"/>
+                <w:sz w:val="18"/>
+                <w:szCs w:val="18"/>
+              </w:rPr>
+              <w:t xml:space="preserve">    """Build context string and source list for prompt."""</w:t>
+            </w:r>
+          </w:p>
+          <w:p>
+            <w:pPr>
+              <w:spacing w:after="40"/>
+            </w:pPr>
+            <w:r>
+              <w:rPr>
+                <w:rFonts w:ascii="Courier New" w:cs="Courier New" w:eastAsia="Courier New" w:hAnsi="Courier New"/>
+                <w:color w:val="2C2C2C"/>
+                <w:sz w:val="18"/>
+                <w:szCs w:val="18"/>
+              </w:rPr>
+              <w:t xml:space="preserve">    context_parts = []</w:t>
+            </w:r>
+          </w:p>
+          <w:p>
+            <w:pPr>
+              <w:spacing w:after="40"/>
+            </w:pPr>
+            <w:r>
+              <w:rPr>
+                <w:rFonts w:ascii="Courier New" w:cs="Courier New" w:eastAsia="Courier New" w:hAnsi="Courier New"/>
+                <w:color w:val="2C2C2C"/>
+                <w:sz w:val="18"/>
+                <w:szCs w:val="18"/>
+              </w:rPr>
+              <w:t xml:space="preserve">    sources = []</w:t>
+            </w:r>
+          </w:p>
+          <w:p>
+            <w:pPr>
+              <w:spacing w:after="40"/>
+            </w:pPr>
+            <w:r>
+              <w:rPr>
+                <w:rFonts w:ascii="Courier New" w:cs="Courier New" w:eastAsia="Courier New" w:hAnsi="Courier New"/>
+                <w:color w:val="2C2C2C"/>
+                <w:sz w:val="18"/>
+                <w:szCs w:val="18"/>
+              </w:rPr>
+              <w:t xml:space="preserve">    for chunk in chunks:</w:t>
+            </w:r>
+          </w:p>
+          <w:p>
+            <w:pPr>
+              <w:spacing w:after="40"/>
+            </w:pPr>
+            <w:r>
+              <w:rPr>
+                <w:rFonts w:ascii="Courier New" w:cs="Courier New" w:eastAsia="Courier New" w:hAnsi="Courier New"/>
+                <w:color w:val="2C2C2C"/>
+                <w:sz w:val="18"/>
+                <w:szCs w:val="18"/>
+              </w:rPr>
+              <w:t xml:space="preserve">        summary = get_summary(chunk["systemdocid"])  # title, file_path</w:t>
+            </w:r>
+          </w:p>
+          <w:p>
+            <w:pPr>
+              <w:spacing w:after="40"/>
+            </w:pPr>
+            <w:r>
+              <w:rPr>
+                <w:rFonts w:ascii="Courier New" w:cs="Courier New" w:eastAsia="Courier New" w:hAnsi="Courier New"/>
+                <w:color w:val="2C2C2C"/>
+                <w:sz w:val="18"/>
+                <w:szCs w:val="18"/>
+              </w:rPr>
+              <w:t xml:space="preserve">        context_parts.append(</w:t>
+            </w:r>
+          </w:p>
+          <w:p>
+            <w:pPr>
+              <w:spacing w:after="40"/>
+            </w:pPr>
+            <w:r>
+              <w:rPr>
+                <w:rFonts w:ascii="Courier New" w:cs="Courier New" w:eastAsia="Courier New" w:hAnsi="Courier New"/>
+                <w:color w:val="2C2C2C"/>
+                <w:sz w:val="18"/>
+                <w:szCs w:val="18"/>
+              </w:rPr>
+              <w:t xml:space="preserve">            f"[{summary.title} | {chunk['section_heading']}]\n{chunk['text']}"</w:t>
+            </w:r>
+          </w:p>
+          <w:p>
+            <w:pPr>
+              <w:spacing w:after="40"/>
+            </w:pPr>
+            <w:r>
+              <w:rPr>
+                <w:rFonts w:ascii="Courier New" w:cs="Courier New" w:eastAsia="Courier New" w:hAnsi="Courier New"/>
+                <w:color w:val="2C2C2C"/>
+                <w:sz w:val="18"/>
+                <w:szCs w:val="18"/>
+              </w:rPr>
+              <w:t xml:space="preserve">        )</w:t>
+            </w:r>
+          </w:p>
+          <w:p>
+            <w:pPr>
+              <w:spacing w:after="40"/>
+            </w:pPr>
+            <w:r>
+              <w:rPr>
+                <w:rFonts w:ascii="Courier New" w:cs="Courier New" w:eastAsia="Courier New" w:hAnsi="Courier New"/>
+                <w:color w:val="2C2C2C"/>
+                <w:sz w:val="18"/>
+                <w:szCs w:val="18"/>
+              </w:rPr>
+              <w:t xml:space="preserve">        sources.append({</w:t>
+            </w:r>
+          </w:p>
+          <w:p>
+            <w:pPr>
+              <w:spacing w:after="40"/>
+            </w:pPr>
+            <w:r>
+              <w:rPr>
+                <w:rFonts w:ascii="Courier New" w:cs="Courier New" w:eastAsia="Courier New" w:hAnsi="Courier New"/>
+                <w:color w:val="2C2C2C"/>
+                <w:sz w:val="18"/>
+                <w:szCs w:val="18"/>
+              </w:rPr>
+              <w:t xml:space="preserve">            "systemdocid": chunk["systemdocid"],</w:t>
+            </w:r>
+          </w:p>
+          <w:p>
+            <w:pPr>
+              <w:spacing w:after="40"/>
+            </w:pPr>
+            <w:r>
+              <w:rPr>
+                <w:rFonts w:ascii="Courier New" w:cs="Courier New" w:eastAsia="Courier New" w:hAnsi="Courier New"/>
+                <w:color w:val="2C2C2C"/>
+                <w:sz w:val="18"/>
+                <w:szCs w:val="18"/>
+              </w:rPr>
+              <w:t xml:space="preserve">            "title": summary.title,</w:t>
+            </w:r>
+          </w:p>
+          <w:p>
+            <w:pPr>
+              <w:spacing w:after="40"/>
+            </w:pPr>
+            <w:r>
+              <w:rPr>
+                <w:rFonts w:ascii="Courier New" w:cs="Courier New" w:eastAsia="Courier New" w:hAnsi="Courier New"/>
+                <w:color w:val="2C2C2C"/>
+                <w:sz w:val="18"/>
+                <w:szCs w:val="18"/>
+              </w:rPr>
+              <w:t xml:space="preserve">            "file_path": build_file_path(chunk["systemdocid"]),</w:t>
+            </w:r>
+          </w:p>
+          <w:p>
+            <w:pPr>
+              <w:spacing w:after="40"/>
+            </w:pPr>
+            <w:r>
+              <w:rPr>
+                <w:rFonts w:ascii="Courier New" w:cs="Courier New" w:eastAsia="Courier New" w:hAnsi="Courier New"/>
+                <w:color w:val="2C2C2C"/>
+                <w:sz w:val="18"/>
+                <w:szCs w:val="18"/>
+              </w:rPr>
+              <w:t xml:space="preserve">            "section_heading": chunk["section_heading"]</w:t>
+            </w:r>
+          </w:p>
+          <w:p>
+            <w:pPr>
+              <w:spacing w:after="40"/>
+            </w:pPr>
+            <w:r>
+              <w:rPr>
+                <w:rFonts w:ascii="Courier New" w:cs="Courier New" w:eastAsia="Courier New" w:hAnsi="Courier New"/>
+                <w:color w:val="2C2C2C"/>
+                <w:sz w:val="18"/>
+                <w:szCs w:val="18"/>
+              </w:rPr>
+              <w:t xml:space="preserve">        })</w:t>
+            </w:r>
+          </w:p>
+          <w:p>
+            <w:pPr>
+              <w:spacing w:after="40"/>
+            </w:pPr>
+            <w:r>
+              <w:rPr>
+                <w:rFonts w:ascii="Courier New" w:cs="Courier New" w:eastAsia="Courier New" w:hAnsi="Courier New"/>
+                <w:color w:val="2C2C2C"/>
+                <w:sz w:val="18"/>
+                <w:szCs w:val="18"/>
+              </w:rPr>
+              <w:t xml:space="preserve">    context = "\n\n".join(context_parts)</w:t>
+            </w:r>
+          </w:p>
+          <w:p>
+            <w:pPr>
+              <w:spacing w:after="40"/>
+            </w:pPr>
+            <w:r>
+              <w:rPr>
+                <w:rFonts w:ascii="Courier New" w:cs="Courier New" w:eastAsia="Courier New" w:hAnsi="Courier New"/>
+                <w:color w:val="2C2C2C"/>
+                <w:sz w:val="18"/>
+                <w:szCs w:val="18"/>
+              </w:rPr>
+              <w:t xml:space="preserve">    return context, deduplicate_sources(sources)</w:t>
+            </w:r>
+          </w:p>
+          <w:p>
+            <w:pPr>
+              <w:spacing w:after="40"/>
+            </w:pPr>
+            <w:r>
+              <w:rPr>
+                <w:rFonts w:ascii="Courier New" w:cs="Courier New" w:eastAsia="Courier New" w:hAnsi="Courier New"/>
+                <w:color w:val="2C2C2C"/>
+                <w:sz w:val="18"/>
+                <w:szCs w:val="18"/>
+              </w:rPr>
+              <w:t xml:space="preserve"/>
+            </w:r>
+          </w:p>
+          <w:p>
+            <w:pPr>
+              <w:spacing w:after="40"/>
+            </w:pPr>
+            <w:r>
+              <w:rPr>
+                <w:rFonts w:ascii="Courier New" w:cs="Courier New" w:eastAsia="Courier New" w:hAnsi="Courier New"/>
+                <w:color w:val="2C2C2C"/>
+                <w:sz w:val="18"/>
+                <w:szCs w:val="18"/>
+              </w:rPr>
+              <w:t xml:space="preserve">def build_file_path(systemdocid: str) -&gt; str:</w:t>
+            </w:r>
+          </w:p>
+          <w:p>
+            <w:pPr>
+              <w:spacing w:after="40"/>
+            </w:pPr>
+            <w:r>
+              <w:rPr>
+                <w:rFonts w:ascii="Courier New" w:cs="Courier New" w:eastAsia="Courier New" w:hAnsi="Courier New"/>
+                <w:color w:val="2C2C2C"/>
+                <w:sz w:val="18"/>
+                <w:szCs w:val="18"/>
+              </w:rPr>
+              <w:t xml:space="preserve">    """Construct local file path from reports table."""</w:t>
+            </w:r>
+          </w:p>
+          <w:p>
+            <w:pPr>
+              <w:spacing w:after="40"/>
+            </w:pPr>
+            <w:r>
+              <w:rPr>
+                <w:rFonts w:ascii="Courier New" w:cs="Courier New" w:eastAsia="Courier New" w:hAnsi="Courier New"/>
+                <w:color w:val="2C2C2C"/>
+                <w:sz w:val="18"/>
+                <w:szCs w:val="18"/>
+              </w:rPr>
+              <w:t xml:space="preserve">    row = get_report(systemdocid)  # mongo_id, version, format</w:t>
+            </w:r>
+          </w:p>
+          <w:p>
+            <w:pPr>
+              <w:spacing w:after="40"/>
+            </w:pPr>
+            <w:r>
+              <w:rPr>
+                <w:rFonts w:ascii="Courier New" w:cs="Courier New" w:eastAsia="Courier New" w:hAnsi="Courier New"/>
+                <w:color w:val="2C2C2C"/>
+                <w:sz w:val="18"/>
+                <w:szCs w:val="18"/>
+              </w:rPr>
+              <w:t xml:space="preserve">    return f"./file_store/{systemdocid}/{row.version}/M_{row.mongo_id}.{row.format}"</w:t>
+            </w:r>
+          </w:p>
+        </w:tc>
+      </w:tr>
+    </w:tbl>
+    <w:p>
+      <w:pPr>
+        <w:spacing w:after="100"/>
+      </w:pPr>
+      <w:r>
+        <w:t xml:space="preserve"/>
+      </w:r>
+    </w:p>
+    <w:p>
+      <w:pPr>
+        <w:pStyle w:val="Heading2"/>
+        <w:spacing w:after="100" w:before="280"/>
+      </w:pPr>
+      <w:r>
+        <w:rPr>
+          <w:rFonts w:ascii="Arial" w:cs="Arial" w:eastAsia="Arial" w:hAnsi="Arial"/>
+          <w:b/>
+          <w:bCs/>
+          <w:color w:val="2E5FA3"/>
+          <w:sz w:val="28"/>
+          <w:szCs w:val="28"/>
+        </w:rPr>
+        <w:t xml:space="preserve">Step 6 — LLM answer</w:t>
+      </w:r>
+    </w:p>
+    <w:tbl>
+      <w:tblPr>
+        <w:tblW w:type="dxa" w:w="9360"/>
+        <w:tblBorders>
+          <w:top w:val="single" w:color="auto" w:sz="4"/>
+          <w:left w:val="single" w:color="auto" w:sz="4"/>
+          <w:bottom w:val="single" w:color="auto" w:sz="4"/>
+          <w:right w:val="single" w:color="auto" w:sz="4"/>
+          <w:insideH w:val="single" w:color="auto" w:sz="4"/>
+          <w:insideV w:val="single" w:color="auto" w:sz="4"/>
+        </w:tblBorders>
+      </w:tblPr>
+      <w:tblGrid>
+        <w:gridCol w:w="9360"/>
+      </w:tblGrid>
+      <w:tr>
+        <w:tc>
+          <w:tcPr>
+            <w:tcW w:type="dxa" w:w="9360"/>
+            <w:tcBorders>
+              <w:top w:val="single" w:color="CCCCCC" w:sz="1"/>
+              <w:left w:val="single" w:color="CCCCCC" w:sz="1"/>
+              <w:bottom w:val="single" w:color="CCCCCC" w:sz="1"/>
+              <w:right w:val="single" w:color="CCCCCC" w:sz="1"/>
+            </w:tcBorders>
+            <w:shd w:fill="F4F4F4" w:val="clear"/>
+            <w:tcMar>
+              <w:top w:type="dxa" w:w="120"/>
+              <w:left w:type="dxa" w:w="200"/>
+              <w:bottom w:type="dxa" w:w="120"/>
+              <w:right w:type="dxa" w:w="200"/>
+            </w:tcMar>
+          </w:tcPr>
+          <w:p>
+            <w:pPr>
+              <w:spacing w:after="40"/>
+            </w:pPr>
+            <w:r>
+              <w:rPr>
+                <w:rFonts w:ascii="Courier New" w:cs="Courier New" w:eastAsia="Courier New" w:hAnsi="Courier New"/>
+                <w:color w:val="2C2C2C"/>
+                <w:sz w:val="18"/>
+                <w:szCs w:val="18"/>
+              </w:rPr>
+              <w:t xml:space="preserve">def generate_answer(question: str, context: str, sources: list[dict]) -&gt; str:</w:t>
+            </w:r>
+          </w:p>
+          <w:p>
+            <w:pPr>
+              <w:spacing w:after="40"/>
+            </w:pPr>
+            <w:r>
+              <w:rPr>
+                <w:rFonts w:ascii="Courier New" w:cs="Courier New" w:eastAsia="Courier New" w:hAnsi="Courier New"/>
+                <w:color w:val="2C2C2C"/>
+                <w:sz w:val="18"/>
+                <w:szCs w:val="18"/>
+              </w:rPr>
+              <w:t xml:space="preserve">    source_list = "\n".join([f"- {s['title']} ({s['file_path']})" for s in sources])</w:t>
+            </w:r>
+          </w:p>
+          <w:p>
+            <w:pPr>
+              <w:spacing w:after="40"/>
+            </w:pPr>
+            <w:r>
+              <w:rPr>
+                <w:rFonts w:ascii="Courier New" w:cs="Courier New" w:eastAsia="Courier New" w:hAnsi="Courier New"/>
+                <w:color w:val="2C2C2C"/>
+                <w:sz w:val="18"/>
+                <w:szCs w:val="18"/>
+              </w:rPr>
+              <w:t xml:space="preserve">    prompt = load_prompt("rag_answer",</w:t>
+            </w:r>
+          </w:p>
+          <w:p>
+            <w:pPr>
+              <w:spacing w:after="40"/>
+            </w:pPr>
+            <w:r>
+              <w:rPr>
+                <w:rFonts w:ascii="Courier New" w:cs="Courier New" w:eastAsia="Courier New" w:hAnsi="Courier New"/>
+                <w:color w:val="2C2C2C"/>
+                <w:sz w:val="18"/>
+                <w:szCs w:val="18"/>
+              </w:rPr>
+              <w:t xml:space="preserve">        context=context,</w:t>
+            </w:r>
+          </w:p>
+          <w:p>
+            <w:pPr>
+              <w:spacing w:after="40"/>
+            </w:pPr>
+            <w:r>
+              <w:rPr>
+                <w:rFonts w:ascii="Courier New" w:cs="Courier New" w:eastAsia="Courier New" w:hAnsi="Courier New"/>
+                <w:color w:val="2C2C2C"/>
+                <w:sz w:val="18"/>
+                <w:szCs w:val="18"/>
+              </w:rPr>
+              <w:t xml:space="preserve">        question=question,</w:t>
+            </w:r>
+          </w:p>
+          <w:p>
+            <w:pPr>
+              <w:spacing w:after="40"/>
+            </w:pPr>
+            <w:r>
+              <w:rPr>
+                <w:rFonts w:ascii="Courier New" w:cs="Courier New" w:eastAsia="Courier New" w:hAnsi="Courier New"/>
+                <w:color w:val="2C2C2C"/>
+                <w:sz w:val="18"/>
+                <w:szCs w:val="18"/>
+              </w:rPr>
+              <w:t xml:space="preserve">        source_list=source_list</w:t>
+            </w:r>
+          </w:p>
+          <w:p>
+            <w:pPr>
+              <w:spacing w:after="40"/>
+            </w:pPr>
+            <w:r>
+              <w:rPr>
+                <w:rFonts w:ascii="Courier New" w:cs="Courier New" w:eastAsia="Courier New" w:hAnsi="Courier New"/>
+                <w:color w:val="2C2C2C"/>
+                <w:sz w:val="18"/>
+                <w:szCs w:val="18"/>
+              </w:rPr>
+              <w:t xml:space="preserve">    )</w:t>
+            </w:r>
+          </w:p>
+          <w:p>
+            <w:pPr>
+              <w:spacing w:after="40"/>
+            </w:pPr>
+            <w:r>
+              <w:rPr>
+                <w:rFonts w:ascii="Courier New" w:cs="Courier New" w:eastAsia="Courier New" w:hAnsi="Courier New"/>
+                <w:color w:val="2C2C2C"/>
+                <w:sz w:val="18"/>
+                <w:szCs w:val="18"/>
+              </w:rPr>
+              <w:t xml:space="preserve">    response = anthropic_client.messages.create(</w:t>
+            </w:r>
+          </w:p>
+          <w:p>
+            <w:pPr>
+              <w:spacing w:after="40"/>
+            </w:pPr>
+            <w:r>
+              <w:rPr>
+                <w:rFonts w:ascii="Courier New" w:cs="Courier New" w:eastAsia="Courier New" w:hAnsi="Courier New"/>
+                <w:color w:val="2C2C2C"/>
+                <w:sz w:val="18"/>
+                <w:szCs w:val="18"/>
+              </w:rPr>
+              <w:t xml:space="preserve">        model=ANTHROPIC_MODEL,</w:t>
+            </w:r>
+          </w:p>
+          <w:p>
+            <w:pPr>
+              <w:spacing w:after="40"/>
+            </w:pPr>
+            <w:r>
+              <w:rPr>
+                <w:rFonts w:ascii="Courier New" w:cs="Courier New" w:eastAsia="Courier New" w:hAnsi="Courier New"/>
+                <w:color w:val="2C2C2C"/>
+                <w:sz w:val="18"/>
+                <w:szCs w:val="18"/>
+              </w:rPr>
+              <w:t xml:space="preserve">        max_tokens=ANTHROPIC_MAX_TOKENS,</w:t>
+            </w:r>
+          </w:p>
+          <w:p>
+            <w:pPr>
+              <w:spacing w:after="40"/>
+            </w:pPr>
+            <w:r>
+              <w:rPr>
+                <w:rFonts w:ascii="Courier New" w:cs="Courier New" w:eastAsia="Courier New" w:hAnsi="Courier New"/>
+                <w:color w:val="2C2C2C"/>
+                <w:sz w:val="18"/>
+                <w:szCs w:val="18"/>
+              </w:rPr>
+              <w:t xml:space="preserve">        messages=[{"role": "user", "content": prompt}]</w:t>
+            </w:r>
+          </w:p>
+          <w:p>
+            <w:pPr>
+              <w:spacing w:after="40"/>
+            </w:pPr>
+            <w:r>
+              <w:rPr>
+                <w:rFonts w:ascii="Courier New" w:cs="Courier New" w:eastAsia="Courier New" w:hAnsi="Courier New"/>
+                <w:color w:val="2C2C2C"/>
+                <w:sz w:val="18"/>
+                <w:szCs w:val="18"/>
+              </w:rPr>
+              <w:t xml:space="preserve">    )</w:t>
+            </w:r>
+          </w:p>
+          <w:p>
+            <w:pPr>
+              <w:spacing w:after="40"/>
+            </w:pPr>
+            <w:r>
+              <w:rPr>
+                <w:rFonts w:ascii="Courier New" w:cs="Courier New" w:eastAsia="Courier New" w:hAnsi="Courier New"/>
+                <w:color w:val="2C2C2C"/>
+                <w:sz w:val="18"/>
+                <w:szCs w:val="18"/>
+              </w:rPr>
+              <w:t xml:space="preserve">    return response.content[0].text</w:t>
+            </w:r>
+          </w:p>
+        </w:tc>
+      </w:tr>
+    </w:tbl>
+    <w:p>
+      <w:pPr>
+        <w:spacing w:after="100"/>
+      </w:pPr>
+      <w:r>
+        <w:t xml:space="preserve"/>
+      </w:r>
+    </w:p>
+    <w:p>
+      <w:pPr>
+        <w:pStyle w:val="Heading1"/>
+        <w:spacing w:after="140" w:before="400"/>
+      </w:pPr>
+      <w:r>
+        <w:rPr>
+          <w:rFonts w:ascii="Arial" w:cs="Arial" w:eastAsia="Arial" w:hAnsi="Arial"/>
+          <w:b/>
+          <w:bCs/>
+          <w:color w:val="1F3864"/>
+          <w:sz w:val="36"/>
+          <w:szCs w:val="36"/>
+        </w:rPr>
+        <w:t xml:space="preserve">10. Database Layer (db/)</w:t>
+      </w:r>
+    </w:p>
+    <w:p>
+      <w:pPr>
+        <w:spacing w:after="140"/>
+      </w:pPr>
+      <w:r>
+        <w:rPr>
+          <w:rFonts w:ascii="Arial" w:cs="Arial" w:eastAsia="Arial" w:hAnsi="Arial"/>
+          <w:sz w:val="22"/>
+          <w:szCs w:val="22"/>
+        </w:rPr>
+        <w:t xml:space="preserve">All SQL queries are defined as named functions in db/queries.py. No SQL is written inline in tool or pipeline code. The connection is opened read-only for all tables except interests and sessions.</w:t>
+      </w:r>
+    </w:p>
+    <w:p>
+      <w:pPr>
+        <w:spacing w:after="100"/>
+      </w:pPr>
+      <w:r>
+        <w:t xml:space="preserve"/>
+      </w:r>
+    </w:p>
+    <w:tbl>
+      <w:tblPr>
+        <w:tblW w:type="dxa" w:w="9360"/>
+        <w:tblBorders>
+          <w:top w:val="single" w:color="auto" w:sz="4"/>
+          <w:left w:val="single" w:color="auto" w:sz="4"/>
+          <w:bottom w:val="single" w:color="auto" w:sz="4"/>
+          <w:right w:val="single" w:color="auto" w:sz="4"/>
+          <w:insideH w:val="single" w:color="auto" w:sz="4"/>
+          <w:insideV w:val="single" w:color="auto" w:sz="4"/>
+        </w:tblBorders>
+      </w:tblPr>
+      <w:tblGrid>
+        <w:gridCol w:w="9360"/>
+      </w:tblGrid>
+      <w:tr>
+        <w:tc>
+          <w:tcPr>
+            <w:tcW w:type="dxa" w:w="9360"/>
+            <w:tcBorders>
+              <w:top w:val="single" w:color="CCCCCC" w:sz="1"/>
+              <w:left w:val="single" w:color="CCCCCC" w:sz="1"/>
+              <w:bottom w:val="single" w:color="CCCCCC" w:sz="1"/>
+              <w:right w:val="single" w:color="CCCCCC" w:sz="1"/>
+            </w:tcBorders>
+            <w:shd w:fill="F4F4F4" w:val="clear"/>
+            <w:tcMar>
+              <w:top w:type="dxa" w:w="120"/>
+              <w:left w:type="dxa" w:w="200"/>
+              <w:bottom w:type="dxa" w:w="120"/>
+              <w:right w:type="dxa" w:w="200"/>
+            </w:tcMar>
+          </w:tcPr>
+          <w:p>
+            <w:pPr>
+              <w:spacing w:after="40"/>
+            </w:pPr>
+            <w:r>
+              <w:rPr>
+                <w:rFonts w:ascii="Courier New" w:cs="Courier New" w:eastAsia="Courier New" w:hAnsi="Courier New"/>
+                <w:color w:val="2C2C2C"/>
+                <w:sz w:val="18"/>
+                <w:szCs w:val="18"/>
+              </w:rPr>
+              <w:t xml:space="preserve"># db/connection.py</w:t>
+            </w:r>
+          </w:p>
+          <w:p>
+            <w:pPr>
+              <w:spacing w:after="40"/>
+            </w:pPr>
+            <w:r>
+              <w:rPr>
+                <w:rFonts w:ascii="Courier New" w:cs="Courier New" w:eastAsia="Courier New" w:hAnsi="Courier New"/>
+                <w:color w:val="2C2C2C"/>
+                <w:sz w:val="18"/>
+                <w:szCs w:val="18"/>
+              </w:rPr>
+              <w:t xml:space="preserve">import sqlite3, sqlite_vec</w:t>
+            </w:r>
+          </w:p>
+          <w:p>
+            <w:pPr>
+              <w:spacing w:after="40"/>
+            </w:pPr>
+            <w:r>
+              <w:rPr>
+                <w:rFonts w:ascii="Courier New" w:cs="Courier New" w:eastAsia="Courier New" w:hAnsi="Courier New"/>
+                <w:color w:val="2C2C2C"/>
+                <w:sz w:val="18"/>
+                <w:szCs w:val="18"/>
+              </w:rPr>
+              <w:t xml:space="preserve"/>
+            </w:r>
+          </w:p>
+          <w:p>
+            <w:pPr>
+              <w:spacing w:after="40"/>
+            </w:pPr>
+            <w:r>
+              <w:rPr>
+                <w:rFonts w:ascii="Courier New" w:cs="Courier New" w:eastAsia="Courier New" w:hAnsi="Courier New"/>
+                <w:color w:val="2C2C2C"/>
+                <w:sz w:val="18"/>
+                <w:szCs w:val="18"/>
+              </w:rPr>
+              <w:t xml:space="preserve">def get_db() -&gt; sqlite3.Connection:</w:t>
+            </w:r>
+          </w:p>
+          <w:p>
+            <w:pPr>
+              <w:spacing w:after="40"/>
+            </w:pPr>
+            <w:r>
+              <w:rPr>
+                <w:rFonts w:ascii="Courier New" w:cs="Courier New" w:eastAsia="Courier New" w:hAnsi="Courier New"/>
+                <w:color w:val="2C2C2C"/>
+                <w:sz w:val="18"/>
+                <w:szCs w:val="18"/>
+              </w:rPr>
+              <w:t xml:space="preserve">    """Read-only connection to mock_store.db with sqlite-vec loaded."""</w:t>
+            </w:r>
+          </w:p>
+          <w:p>
+            <w:pPr>
+              <w:spacing w:after="40"/>
+            </w:pPr>
+            <w:r>
+              <w:rPr>
+                <w:rFonts w:ascii="Courier New" w:cs="Courier New" w:eastAsia="Courier New" w:hAnsi="Courier New"/>
+                <w:color w:val="2C2C2C"/>
+                <w:sz w:val="18"/>
+                <w:szCs w:val="18"/>
+              </w:rPr>
+              <w:t xml:space="preserve">    conn = sqlite3.connect(f"file:{MOCK_STORE_DB}?mode=ro", uri=True)</w:t>
+            </w:r>
+          </w:p>
+          <w:p>
+            <w:pPr>
+              <w:spacing w:after="40"/>
+            </w:pPr>
+            <w:r>
+              <w:rPr>
+                <w:rFonts w:ascii="Courier New" w:cs="Courier New" w:eastAsia="Courier New" w:hAnsi="Courier New"/>
+                <w:color w:val="2C2C2C"/>
+                <w:sz w:val="18"/>
+                <w:szCs w:val="18"/>
+              </w:rPr>
+              <w:t xml:space="preserve">    conn.enable_load_extension(True)</w:t>
+            </w:r>
+          </w:p>
+          <w:p>
+            <w:pPr>
+              <w:spacing w:after="40"/>
+            </w:pPr>
+            <w:r>
+              <w:rPr>
+                <w:rFonts w:ascii="Courier New" w:cs="Courier New" w:eastAsia="Courier New" w:hAnsi="Courier New"/>
+                <w:color w:val="2C2C2C"/>
+                <w:sz w:val="18"/>
+                <w:szCs w:val="18"/>
+              </w:rPr>
+              <w:t xml:space="preserve">    sqlite_vec.load(conn)</w:t>
+            </w:r>
+          </w:p>
+          <w:p>
+            <w:pPr>
+              <w:spacing w:after="40"/>
+            </w:pPr>
+            <w:r>
+              <w:rPr>
+                <w:rFonts w:ascii="Courier New" w:cs="Courier New" w:eastAsia="Courier New" w:hAnsi="Courier New"/>
+                <w:color w:val="2C2C2C"/>
+                <w:sz w:val="18"/>
+                <w:szCs w:val="18"/>
+              </w:rPr>
+              <w:t xml:space="preserve">    return conn</w:t>
+            </w:r>
+          </w:p>
+          <w:p>
+            <w:pPr>
+              <w:spacing w:after="40"/>
+            </w:pPr>
+            <w:r>
+              <w:rPr>
+                <w:rFonts w:ascii="Courier New" w:cs="Courier New" w:eastAsia="Courier New" w:hAnsi="Courier New"/>
+                <w:color w:val="2C2C2C"/>
+                <w:sz w:val="18"/>
+                <w:szCs w:val="18"/>
+              </w:rPr>
+              <w:t xml:space="preserve"/>
+            </w:r>
+          </w:p>
+          <w:p>
+            <w:pPr>
+              <w:spacing w:after="40"/>
+            </w:pPr>
+            <w:r>
+              <w:rPr>
+                <w:rFonts w:ascii="Courier New" w:cs="Courier New" w:eastAsia="Courier New" w:hAnsi="Courier New"/>
+                <w:color w:val="2C2C2C"/>
+                <w:sz w:val="18"/>
+                <w:szCs w:val="18"/>
+              </w:rPr>
+              <w:t xml:space="preserve">def get_rw_db() -&gt; sqlite3.Connection:</w:t>
+            </w:r>
+          </w:p>
+          <w:p>
+            <w:pPr>
+              <w:spacing w:after="40"/>
+            </w:pPr>
+            <w:r>
+              <w:rPr>
+                <w:rFonts w:ascii="Courier New" w:cs="Courier New" w:eastAsia="Courier New" w:hAnsi="Courier New"/>
+                <w:color w:val="2C2C2C"/>
+                <w:sz w:val="18"/>
+                <w:szCs w:val="18"/>
+              </w:rPr>
+              <w:t xml:space="preserve">    """Read-write connection — used ONLY for interests and sessions tables."""</w:t>
+            </w:r>
+          </w:p>
+          <w:p>
+            <w:pPr>
+              <w:spacing w:after="40"/>
+            </w:pPr>
+            <w:r>
+              <w:rPr>
+                <w:rFonts w:ascii="Courier New" w:cs="Courier New" w:eastAsia="Courier New" w:hAnsi="Courier New"/>
+                <w:color w:val="2C2C2C"/>
+                <w:sz w:val="18"/>
+                <w:szCs w:val="18"/>
+              </w:rPr>
+              <w:t xml:space="preserve">    conn = sqlite3.connect(MOCK_STORE_DB)</w:t>
+            </w:r>
+          </w:p>
+          <w:p>
+            <w:pPr>
+              <w:spacing w:after="40"/>
+            </w:pPr>
+            <w:r>
+              <w:rPr>
+                <w:rFonts w:ascii="Courier New" w:cs="Courier New" w:eastAsia="Courier New" w:hAnsi="Courier New"/>
+                <w:color w:val="2C2C2C"/>
+                <w:sz w:val="18"/>
+                <w:szCs w:val="18"/>
+              </w:rPr>
+              <w:t xml:space="preserve">    sqlite_vec.load(conn)</w:t>
+            </w:r>
+          </w:p>
+          <w:p>
+            <w:pPr>
+              <w:spacing w:after="40"/>
+            </w:pPr>
+            <w:r>
+              <w:rPr>
+                <w:rFonts w:ascii="Courier New" w:cs="Courier New" w:eastAsia="Courier New" w:hAnsi="Courier New"/>
+                <w:color w:val="2C2C2C"/>
+                <w:sz w:val="18"/>
+                <w:szCs w:val="18"/>
+              </w:rPr>
+              <w:t xml:space="preserve">    return conn</w:t>
+            </w:r>
+          </w:p>
+          <w:p>
+            <w:pPr>
+              <w:spacing w:after="40"/>
+            </w:pPr>
+            <w:r>
+              <w:rPr>
+                <w:rFonts w:ascii="Courier New" w:cs="Courier New" w:eastAsia="Courier New" w:hAnsi="Courier New"/>
+                <w:color w:val="2C2C2C"/>
+                <w:sz w:val="18"/>
+                <w:szCs w:val="18"/>
+              </w:rPr>
+              <w:t xml:space="preserve"/>
+            </w:r>
+          </w:p>
+          <w:p>
+            <w:pPr>
+              <w:spacing w:after="40"/>
+            </w:pPr>
+            <w:r>
+              <w:rPr>
+                <w:rFonts w:ascii="Courier New" w:cs="Courier New" w:eastAsia="Courier New" w:hAnsi="Courier New"/>
+                <w:color w:val="2C2C2C"/>
+                <w:sz w:val="18"/>
+                <w:szCs w:val="18"/>
+              </w:rPr>
+              <w:t xml:space="preserve">def get_vec_db() -&gt; sqlite3.Connection:</w:t>
+            </w:r>
+          </w:p>
+          <w:p>
+            <w:pPr>
+              <w:spacing w:after="40"/>
+            </w:pPr>
+            <w:r>
+              <w:rPr>
+                <w:rFonts w:ascii="Courier New" w:cs="Courier New" w:eastAsia="Courier New" w:hAnsi="Courier New"/>
+                <w:color w:val="2C2C2C"/>
+                <w:sz w:val="18"/>
+                <w:szCs w:val="18"/>
+              </w:rPr>
+              <w:t xml:space="preserve">    """Read-only connection to chunks_vec.db."""</w:t>
+            </w:r>
+          </w:p>
+          <w:p>
+            <w:pPr>
+              <w:spacing w:after="40"/>
+            </w:pPr>
+            <w:r>
+              <w:rPr>
+                <w:rFonts w:ascii="Courier New" w:cs="Courier New" w:eastAsia="Courier New" w:hAnsi="Courier New"/>
+                <w:color w:val="2C2C2C"/>
+                <w:sz w:val="18"/>
+                <w:szCs w:val="18"/>
+              </w:rPr>
+              <w:t xml:space="preserve">    conn = sqlite3.connect(f"file:{CHUNKS_VEC_DB}?mode=ro", uri=True)</w:t>
+            </w:r>
+          </w:p>
+          <w:p>
+            <w:pPr>
+              <w:spacing w:after="40"/>
+            </w:pPr>
+            <w:r>
+              <w:rPr>
+                <w:rFonts w:ascii="Courier New" w:cs="Courier New" w:eastAsia="Courier New" w:hAnsi="Courier New"/>
+                <w:color w:val="2C2C2C"/>
+                <w:sz w:val="18"/>
+                <w:szCs w:val="18"/>
+              </w:rPr>
+              <w:t xml:space="preserve">    conn.enable_load_extension(True)</w:t>
+            </w:r>
+          </w:p>
+          <w:p>
+            <w:pPr>
+              <w:spacing w:after="40"/>
+            </w:pPr>
+            <w:r>
+              <w:rPr>
+                <w:rFonts w:ascii="Courier New" w:cs="Courier New" w:eastAsia="Courier New" w:hAnsi="Courier New"/>
+                <w:color w:val="2C2C2C"/>
+                <w:sz w:val="18"/>
+                <w:szCs w:val="18"/>
+              </w:rPr>
+              <w:t xml:space="preserve">    sqlite_vec.load(conn)</w:t>
+            </w:r>
+          </w:p>
+          <w:p>
+            <w:pPr>
+              <w:spacing w:after="40"/>
+            </w:pPr>
+            <w:r>
+              <w:rPr>
+                <w:rFonts w:ascii="Courier New" w:cs="Courier New" w:eastAsia="Courier New" w:hAnsi="Courier New"/>
+                <w:color w:val="2C2C2C"/>
+                <w:sz w:val="18"/>
+                <w:szCs w:val="18"/>
+              </w:rPr>
+              <w:t xml:space="preserve">    return conn</w:t>
+            </w:r>
+          </w:p>
+        </w:tc>
+      </w:tr>
+    </w:tbl>
+    <w:p>
+      <w:pPr>
+        <w:spacing w:after="100"/>
+      </w:pPr>
+      <w:r>
+        <w:t xml:space="preserve"/>
+      </w:r>
+    </w:p>
+    <w:tbl>
+      <w:tblPr>
+        <w:tblW w:type="dxa" w:w="9360"/>
+        <w:tblBorders>
+          <w:top w:val="single" w:color="auto" w:sz="4"/>
+          <w:left w:val="single" w:color="auto" w:sz="4"/>
+          <w:bottom w:val="single" w:color="auto" w:sz="4"/>
+          <w:right w:val="single" w:color="auto" w:sz="4"/>
+          <w:insideH w:val="single" w:color="auto" w:sz="4"/>
+          <w:insideV w:val="single" w:color="auto" w:sz="4"/>
+        </w:tblBorders>
+      </w:tblPr>
+      <w:tblGrid>
+        <w:gridCol w:w="9360"/>
+      </w:tblGrid>
+      <w:tr>
+        <w:tc>
+          <w:tcPr>
+            <w:tcW w:type="dxa" w:w="9360"/>
+            <w:tcBorders>
+              <w:top w:val="single" w:color="CCCCCC" w:sz="1"/>
+              <w:left w:val="single" w:color="CCCCCC" w:sz="1"/>
+              <w:bottom w:val="single" w:color="CCCCCC" w:sz="1"/>
+              <w:right w:val="single" w:color="CCCCCC" w:sz="1"/>
+            </w:tcBorders>
+            <w:shd w:fill="DCE6F1" w:val="clear"/>
+            <w:tcMar>
+              <w:top w:type="dxa" w:w="120"/>
+              <w:left w:type="dxa" w:w="200"/>
+              <w:bottom w:type="dxa" w:w="120"/>
+              <w:right w:type="dxa" w:w="200"/>
+            </w:tcMar>
+          </w:tcPr>
+          <w:p>
             <w:r>
               <w:rPr>
                 <w:rFonts w:ascii="Arial" w:cs="Arial" w:eastAsia="Arial" w:hAnsi="Arial"/>
@@ -9874,7 +11368,7 @@
                 <w:sz w:val="20"/>
                 <w:szCs w:val="20"/>
               </w:rPr>
-              <w:t xml:space="preserve">The read-only connection (mode=ro) enforces the datastore access boundary at the database level. Tools that attempt to write to reports, enrichments, entities, events, summaries, or chunks will get a SQLite error, not a silent success.</w:t>
+              <w:t xml:space="preserve">The read-only connection (mode=ro) enforces the datastore access boundary at the database level. Tools that attempt to write to reports, enrichments, entities, events, summaries, chunks, or interactions will get a SQLite error, not a silent success.</w:t>
             </w:r>
           </w:p>
         </w:tc>
